--- a/internal_doc/03.开发设计/Story-sdbimprt.docx
+++ b/internal_doc/03.开发设计/Story-sdbimprt.docx
@@ -136,9 +136,6 @@
     <w:p>
       <w:pPr>
         <w:pStyle w:val="Heading2"/>
-        <w:rPr>
-          <w:rFonts w:hint="eastAsia"/>
-        </w:rPr>
       </w:pPr>
       <w:r>
         <w:rPr>
@@ -169,11 +166,6 @@
     </w:p>
     <w:p/>
     <w:p>
-      <w:pPr>
-        <w:rPr>
-          <w:rFonts w:hint="eastAsia"/>
-        </w:rPr>
-      </w:pPr>
       <w:r>
         <w:rPr>
           <w:rFonts w:hint="eastAsia"/>
@@ -299,11 +291,6 @@
       </w:r>
     </w:p>
     <w:p>
-      <w:pPr>
-        <w:rPr>
-          <w:rFonts w:hint="eastAsia"/>
-        </w:rPr>
-      </w:pPr>
       <w:r>
         <w:rPr>
           <w:rFonts w:hint="eastAsia"/>
@@ -329,13 +316,7 @@
         <w:t>数据库进行对接</w:t>
       </w:r>
     </w:p>
-    <w:p>
-      <w:pPr>
-        <w:rPr>
-          <w:rFonts w:hint="eastAsia"/>
-        </w:rPr>
-      </w:pPr>
-    </w:p>
+    <w:p/>
     <w:p>
       <w:r>
         <w:rPr>
@@ -372,9 +353,6 @@
     <w:p>
       <w:pPr>
         <w:pStyle w:val="Heading2"/>
-        <w:rPr>
-          <w:rFonts w:hint="eastAsia"/>
-        </w:rPr>
       </w:pPr>
       <w:r>
         <w:rPr>
@@ -396,11 +374,6 @@
       </w:r>
     </w:p>
     <w:p>
-      <w:pPr>
-        <w:rPr>
-          <w:rFonts w:hint="eastAsia"/>
-        </w:rPr>
-      </w:pPr>
       <w:r>
         <w:rPr>
           <w:rFonts w:hint="eastAsia"/>
@@ -437,9 +410,6 @@
           <w:p>
             <w:pPr>
               <w:ind w:left="0"/>
-              <w:rPr>
-                <w:rFonts w:hint="eastAsia"/>
-              </w:rPr>
             </w:pPr>
             <w:r>
               <w:rPr>
@@ -456,9 +426,6 @@
           <w:p>
             <w:pPr>
               <w:ind w:left="0"/>
-              <w:rPr>
-                <w:rFonts w:hint="eastAsia"/>
-              </w:rPr>
             </w:pPr>
             <w:r>
               <w:rPr>
@@ -475,9 +442,6 @@
           <w:p>
             <w:pPr>
               <w:ind w:left="0"/>
-              <w:rPr>
-                <w:rFonts w:hint="eastAsia"/>
-              </w:rPr>
             </w:pPr>
             <w:r>
               <w:rPr>
@@ -499,9 +463,6 @@
           <w:p>
             <w:pPr>
               <w:ind w:left="0"/>
-              <w:rPr>
-                <w:rFonts w:hint="eastAsia"/>
-              </w:rPr>
             </w:pPr>
             <w:r>
               <w:rPr>
@@ -518,9 +479,6 @@
           <w:p>
             <w:pPr>
               <w:ind w:left="0"/>
-              <w:rPr>
-                <w:rFonts w:hint="eastAsia"/>
-              </w:rPr>
             </w:pPr>
             <w:r>
               <w:t>“</w:t>
@@ -540,9 +498,6 @@
           <w:p>
             <w:pPr>
               <w:ind w:left="0"/>
-              <w:rPr>
-                <w:rFonts w:hint="eastAsia"/>
-              </w:rPr>
             </w:pPr>
             <w:r>
               <w:rPr>
@@ -564,9 +519,6 @@
           <w:p>
             <w:pPr>
               <w:ind w:left="0"/>
-              <w:rPr>
-                <w:rFonts w:hint="eastAsia"/>
-              </w:rPr>
             </w:pPr>
             <w:r>
               <w:rPr>
@@ -583,9 +535,6 @@
           <w:p>
             <w:pPr>
               <w:ind w:left="0"/>
-              <w:rPr>
-                <w:rFonts w:hint="eastAsia"/>
-              </w:rPr>
             </w:pPr>
             <w:r>
               <w:rPr>
@@ -602,9 +551,6 @@
           <w:p>
             <w:pPr>
               <w:ind w:left="0"/>
-              <w:rPr>
-                <w:rFonts w:hint="eastAsia"/>
-              </w:rPr>
             </w:pPr>
             <w:r>
               <w:rPr>
@@ -626,9 +572,6 @@
           <w:p>
             <w:pPr>
               <w:ind w:left="0"/>
-              <w:rPr>
-                <w:rFonts w:hint="eastAsia"/>
-              </w:rPr>
             </w:pPr>
             <w:r>
               <w:rPr>
@@ -645,9 +588,6 @@
           <w:p>
             <w:pPr>
               <w:ind w:left="0"/>
-              <w:rPr>
-                <w:rFonts w:hint="eastAsia"/>
-              </w:rPr>
             </w:pPr>
             <w:r>
               <w:t>‘</w:t>
@@ -676,9 +616,6 @@
           <w:p>
             <w:pPr>
               <w:ind w:left="0"/>
-              <w:rPr>
-                <w:rFonts w:hint="eastAsia"/>
-              </w:rPr>
             </w:pPr>
             <w:r>
               <w:rPr>
@@ -690,20 +627,8 @@
         </w:tc>
       </w:tr>
     </w:tbl>
-    <w:p>
-      <w:pPr>
-        <w:rPr>
-          <w:rFonts w:hint="eastAsia"/>
-        </w:rPr>
-      </w:pPr>
-    </w:p>
-    <w:p>
-      <w:pPr>
-        <w:rPr>
-          <w:rFonts w:hint="eastAsia"/>
-        </w:rPr>
-      </w:pPr>
-    </w:p>
+    <w:p/>
+    <w:p/>
     <w:p>
       <w:pPr>
         <w:pStyle w:val="BodyText"/>
@@ -730,19 +655,8 @@
         </w:rPr>
       </w:pPr>
     </w:p>
+    <w:p/>
     <w:p>
-      <w:pPr>
-        <w:rPr>
-          <w:rFonts w:hint="eastAsia"/>
-        </w:rPr>
-      </w:pPr>
-    </w:p>
-    <w:p>
-      <w:pPr>
-        <w:rPr>
-          <w:rFonts w:hint="eastAsia"/>
-        </w:rPr>
-      </w:pPr>
       <w:r>
         <w:rPr>
           <w:rFonts w:hint="eastAsia"/>
@@ -1003,7 +917,25 @@
                 <w:sz w:val="20"/>
                 <w:szCs w:val="20"/>
               </w:rPr>
-              <w:t>从指定主机名的SequoiaDB中导入数据。默认情况下sdbexprt尝试连</w:t>
+              <w:t>从指定主机名的SequoiaDB中导入数据。默认情况下</w:t>
+            </w:r>
+            <w:r>
+              <w:rPr>
+                <w:rFonts w:ascii="宋体" w:eastAsia="宋体" w:hAnsi="宋体" w:cs="宋体"/>
+                <w:kern w:val="0"/>
+                <w:sz w:val="20"/>
+                <w:szCs w:val="20"/>
+              </w:rPr>
+              <w:t>sdbimprt</w:t>
+            </w:r>
+            <w:r>
+              <w:rPr>
+                <w:rFonts w:ascii="宋体" w:eastAsia="宋体" w:hAnsi="宋体" w:cs="宋体"/>
+                <w:kern w:val="0"/>
+                <w:sz w:val="20"/>
+                <w:szCs w:val="20"/>
+              </w:rPr>
+              <w:t>尝试连</w:t>
             </w:r>
             <w:r>
               <w:rPr>
@@ -1087,7 +1019,25 @@
                 <w:sz w:val="20"/>
                 <w:szCs w:val="20"/>
               </w:rPr>
-              <w:t>指定的端口号。默认情况下sdbexprt尝试连接到端口号11810的主机。</w:t>
+              <w:t>指定的端口号。默认情况下</w:t>
+            </w:r>
+            <w:r>
+              <w:rPr>
+                <w:rFonts w:ascii="宋体" w:eastAsia="宋体" w:hAnsi="宋体" w:cs="宋体"/>
+                <w:kern w:val="0"/>
+                <w:sz w:val="20"/>
+                <w:szCs w:val="20"/>
+              </w:rPr>
+              <w:t>sdbimprt</w:t>
+            </w:r>
+            <w:r>
+              <w:rPr>
+                <w:rFonts w:ascii="宋体" w:eastAsia="宋体" w:hAnsi="宋体" w:cs="宋体"/>
+                <w:kern w:val="0"/>
+                <w:sz w:val="20"/>
+                <w:szCs w:val="20"/>
+              </w:rPr>
+              <w:t>尝试连接到端口号11810的主机。</w:t>
             </w:r>
           </w:p>
         </w:tc>
@@ -1306,7 +1256,52 @@
                 <w:sz w:val="20"/>
                 <w:szCs w:val="20"/>
               </w:rPr>
-              <w:t>指定字符分隔符。默认是 "， csv格式有效。</w:t>
+              <w:t xml:space="preserve">指定字符分隔符。默认是 </w:t>
+            </w:r>
+            <w:r>
+              <w:rPr>
+                <w:rFonts w:ascii="宋体" w:eastAsia="宋体" w:hAnsi="宋体" w:cs="宋体"/>
+                <w:kern w:val="0"/>
+                <w:sz w:val="20"/>
+                <w:szCs w:val="20"/>
+              </w:rPr>
+              <w:t>‘</w:t>
+            </w:r>
+            <w:r>
+              <w:rPr>
+                <w:rFonts w:ascii="宋体" w:eastAsia="宋体" w:hAnsi="宋体" w:cs="宋体"/>
+                <w:kern w:val="0"/>
+                <w:sz w:val="20"/>
+                <w:szCs w:val="20"/>
+              </w:rPr>
+              <w:t>"</w:t>
+            </w:r>
+            <w:r>
+              <w:rPr>
+                <w:rFonts w:ascii="宋体" w:eastAsia="宋体" w:hAnsi="宋体" w:cs="宋体"/>
+                <w:kern w:val="0"/>
+                <w:sz w:val="20"/>
+                <w:szCs w:val="20"/>
+              </w:rPr>
+              <w:t>’</w:t>
+            </w:r>
+            <w:r>
+              <w:rPr>
+                <w:rFonts w:ascii="宋体" w:eastAsia="宋体" w:hAnsi="宋体" w:cs="宋体" w:hint="eastAsia"/>
+                <w:kern w:val="0"/>
+                <w:sz w:val="20"/>
+                <w:szCs w:val="20"/>
+              </w:rPr>
+              <w:t xml:space="preserve"> </w:t>
+            </w:r>
+            <w:r>
+              <w:rPr>
+                <w:rFonts w:ascii="宋体" w:eastAsia="宋体" w:hAnsi="宋体" w:cs="宋体"/>
+                <w:kern w:val="0"/>
+                <w:sz w:val="20"/>
+                <w:szCs w:val="20"/>
+              </w:rPr>
+              <w:t>， csv格式有效。</w:t>
             </w:r>
           </w:p>
         </w:tc>
@@ -1379,7 +1374,52 @@
                 <w:sz w:val="20"/>
                 <w:szCs w:val="20"/>
               </w:rPr>
-              <w:t>指定字段分隔符。默认是 ,，csv格式有效。</w:t>
+              <w:t xml:space="preserve">指定字段分隔符。默认是 </w:t>
+            </w:r>
+            <w:r>
+              <w:rPr>
+                <w:rFonts w:ascii="宋体" w:eastAsia="宋体" w:hAnsi="宋体" w:cs="宋体"/>
+                <w:kern w:val="0"/>
+                <w:sz w:val="20"/>
+                <w:szCs w:val="20"/>
+              </w:rPr>
+              <w:t>‘</w:t>
+            </w:r>
+            <w:r>
+              <w:rPr>
+                <w:rFonts w:ascii="宋体" w:eastAsia="宋体" w:hAnsi="宋体" w:cs="宋体"/>
+                <w:kern w:val="0"/>
+                <w:sz w:val="20"/>
+                <w:szCs w:val="20"/>
+              </w:rPr>
+              <w:t>,</w:t>
+            </w:r>
+            <w:r>
+              <w:rPr>
+                <w:rFonts w:ascii="宋体" w:eastAsia="宋体" w:hAnsi="宋体" w:cs="宋体"/>
+                <w:kern w:val="0"/>
+                <w:sz w:val="20"/>
+                <w:szCs w:val="20"/>
+              </w:rPr>
+              <w:t>’</w:t>
+            </w:r>
+            <w:r>
+              <w:rPr>
+                <w:rFonts w:ascii="宋体" w:eastAsia="宋体" w:hAnsi="宋体" w:cs="宋体" w:hint="eastAsia"/>
+                <w:kern w:val="0"/>
+                <w:sz w:val="20"/>
+                <w:szCs w:val="20"/>
+              </w:rPr>
+              <w:t xml:space="preserve"> </w:t>
+            </w:r>
+            <w:r>
+              <w:rPr>
+                <w:rFonts w:ascii="宋体" w:eastAsia="宋体" w:hAnsi="宋体" w:cs="宋体"/>
+                <w:kern w:val="0"/>
+                <w:sz w:val="20"/>
+                <w:szCs w:val="20"/>
+              </w:rPr>
+              <w:t>，csv格式有效。</w:t>
             </w:r>
           </w:p>
         </w:tc>
@@ -1452,7 +1492,43 @@
                 <w:sz w:val="20"/>
                 <w:szCs w:val="20"/>
               </w:rPr>
-              <w:t>指定记录分隔符。默认是 \n，csv格式有效。</w:t>
+              <w:t xml:space="preserve">指定记录分隔符。默认是 </w:t>
+            </w:r>
+            <w:r>
+              <w:rPr>
+                <w:rFonts w:ascii="宋体" w:eastAsia="宋体" w:hAnsi="宋体" w:cs="宋体"/>
+                <w:kern w:val="0"/>
+                <w:sz w:val="20"/>
+                <w:szCs w:val="20"/>
+              </w:rPr>
+              <w:t>‘</w:t>
+            </w:r>
+            <w:r>
+              <w:rPr>
+                <w:rFonts w:ascii="宋体" w:eastAsia="宋体" w:hAnsi="宋体" w:cs="宋体"/>
+                <w:kern w:val="0"/>
+                <w:sz w:val="20"/>
+                <w:szCs w:val="20"/>
+              </w:rPr>
+              <w:t>\n</w:t>
+            </w:r>
+            <w:r>
+              <w:rPr>
+                <w:rFonts w:ascii="宋体" w:eastAsia="宋体" w:hAnsi="宋体" w:cs="宋体"/>
+                <w:kern w:val="0"/>
+                <w:sz w:val="20"/>
+                <w:szCs w:val="20"/>
+              </w:rPr>
+              <w:t>’</w:t>
+            </w:r>
+            <w:r>
+              <w:rPr>
+                <w:rFonts w:ascii="宋体" w:eastAsia="宋体" w:hAnsi="宋体" w:cs="宋体"/>
+                <w:kern w:val="0"/>
+                <w:sz w:val="20"/>
+                <w:szCs w:val="20"/>
+              </w:rPr>
+              <w:t>，csv格式有效。</w:t>
             </w:r>
           </w:p>
         </w:tc>
@@ -1977,7 +2053,7 @@
         <w:ind w:left="0"/>
         <w:jc w:val="left"/>
         <w:rPr>
-          <w:rFonts w:ascii="Arial" w:eastAsia="宋体" w:hAnsi="Arial" w:cs="Arial" w:hint="eastAsia"/>
+          <w:rFonts w:ascii="Arial" w:eastAsia="宋体" w:hAnsi="Arial" w:cs="Arial"/>
           <w:b/>
           <w:bCs/>
           <w:color w:val="000000"/>
@@ -2038,7 +2114,6 @@
     <w:p>
       <w:pPr>
         <w:rPr>
-          <w:rFonts w:hint="eastAsia"/>
           <w:kern w:val="0"/>
           <w:sz w:val="20"/>
           <w:szCs w:val="20"/>
@@ -2218,7 +2293,6 @@
     <w:p>
       <w:pPr>
         <w:rPr>
-          <w:rFonts w:hint="eastAsia"/>
           <w:kern w:val="0"/>
           <w:sz w:val="20"/>
           <w:szCs w:val="20"/>
@@ -2228,7 +2302,6 @@
     <w:p>
       <w:pPr>
         <w:rPr>
-          <w:rFonts w:hint="eastAsia"/>
           <w:kern w:val="0"/>
           <w:sz w:val="20"/>
           <w:szCs w:val="20"/>
@@ -2355,7 +2428,6 @@
     <w:p>
       <w:pPr>
         <w:rPr>
-          <w:rFonts w:hint="eastAsia"/>
           <w:kern w:val="0"/>
           <w:sz w:val="20"/>
           <w:szCs w:val="20"/>
@@ -2418,9 +2490,6 @@
           <w:p>
             <w:pPr>
               <w:ind w:left="0"/>
-              <w:rPr>
-                <w:rFonts w:hint="eastAsia"/>
-              </w:rPr>
             </w:pPr>
             <w:r>
               <w:rPr>
@@ -2443,9 +2512,6 @@
           <w:p>
             <w:pPr>
               <w:ind w:left="0"/>
-              <w:rPr>
-                <w:rFonts w:hint="eastAsia"/>
-              </w:rPr>
             </w:pPr>
             <w:r>
               <w:rPr>
@@ -2468,9 +2534,6 @@
           <w:p>
             <w:pPr>
               <w:ind w:left="0"/>
-              <w:rPr>
-                <w:rFonts w:hint="eastAsia"/>
-              </w:rPr>
             </w:pPr>
             <w:r>
               <w:rPr>
@@ -2495,9 +2558,6 @@
           <w:p>
             <w:pPr>
               <w:ind w:left="0"/>
-              <w:rPr>
-                <w:rFonts w:hint="eastAsia"/>
-              </w:rPr>
             </w:pPr>
             <w:r>
               <w:rPr>
@@ -2514,9 +2574,6 @@
           <w:p>
             <w:pPr>
               <w:ind w:left="0"/>
-              <w:rPr>
-                <w:rFonts w:hint="eastAsia"/>
-              </w:rPr>
             </w:pPr>
             <w:r>
               <w:rPr>
@@ -2533,9 +2590,6 @@
           <w:p>
             <w:pPr>
               <w:ind w:left="0"/>
-              <w:rPr>
-                <w:rFonts w:hint="eastAsia"/>
-              </w:rPr>
             </w:pPr>
             <w:r>
               <w:rPr>
@@ -2554,9 +2608,6 @@
           <w:p>
             <w:pPr>
               <w:ind w:left="0"/>
-              <w:rPr>
-                <w:rFonts w:hint="eastAsia"/>
-              </w:rPr>
             </w:pPr>
             <w:r>
               <w:rPr>
@@ -2573,9 +2624,6 @@
           <w:p>
             <w:pPr>
               <w:ind w:left="0"/>
-              <w:rPr>
-                <w:rFonts w:hint="eastAsia"/>
-              </w:rPr>
             </w:pPr>
             <w:r>
               <w:rPr>
@@ -2592,9 +2640,6 @@
           <w:p>
             <w:pPr>
               <w:ind w:left="0"/>
-              <w:rPr>
-                <w:rFonts w:hint="eastAsia"/>
-              </w:rPr>
             </w:pPr>
             <w:r>
               <w:rPr>
@@ -2613,9 +2658,6 @@
           <w:p>
             <w:pPr>
               <w:ind w:left="0"/>
-              <w:rPr>
-                <w:rFonts w:hint="eastAsia"/>
-              </w:rPr>
             </w:pPr>
             <w:r>
               <w:rPr>
@@ -2632,9 +2674,6 @@
           <w:p>
             <w:pPr>
               <w:ind w:left="0"/>
-              <w:rPr>
-                <w:rFonts w:hint="eastAsia"/>
-              </w:rPr>
             </w:pPr>
             <w:r>
               <w:rPr>
@@ -2651,9 +2690,6 @@
           <w:p>
             <w:pPr>
               <w:ind w:left="0"/>
-              <w:rPr>
-                <w:rFonts w:hint="eastAsia"/>
-              </w:rPr>
             </w:pPr>
             <w:r>
               <w:rPr>
@@ -2672,9 +2708,6 @@
           <w:p>
             <w:pPr>
               <w:ind w:left="0"/>
-              <w:rPr>
-                <w:rFonts w:hint="eastAsia"/>
-              </w:rPr>
             </w:pPr>
             <w:r>
               <w:rPr>
@@ -2691,9 +2724,6 @@
           <w:p>
             <w:pPr>
               <w:ind w:left="0"/>
-              <w:rPr>
-                <w:rFonts w:hint="eastAsia"/>
-              </w:rPr>
             </w:pPr>
             <w:r>
               <w:rPr>
@@ -2710,9 +2740,6 @@
           <w:p>
             <w:pPr>
               <w:ind w:left="0"/>
-              <w:rPr>
-                <w:rFonts w:hint="eastAsia"/>
-              </w:rPr>
             </w:pPr>
             <w:r>
               <w:rPr>
@@ -2731,9 +2758,6 @@
           <w:p>
             <w:pPr>
               <w:ind w:left="0"/>
-              <w:rPr>
-                <w:rFonts w:hint="eastAsia"/>
-              </w:rPr>
             </w:pPr>
             <w:r>
               <w:rPr>
@@ -2750,9 +2774,6 @@
           <w:p>
             <w:pPr>
               <w:ind w:left="0"/>
-              <w:rPr>
-                <w:rFonts w:hint="eastAsia"/>
-              </w:rPr>
             </w:pPr>
             <w:r>
               <w:rPr>
@@ -2769,9 +2790,6 @@
           <w:p>
             <w:pPr>
               <w:ind w:left="0"/>
-              <w:rPr>
-                <w:rFonts w:hint="eastAsia"/>
-              </w:rPr>
             </w:pPr>
             <w:r>
               <w:rPr>
@@ -2796,9 +2814,6 @@
           <w:p>
             <w:pPr>
               <w:ind w:left="0"/>
-              <w:rPr>
-                <w:rFonts w:hint="eastAsia"/>
-              </w:rPr>
             </w:pPr>
             <w:r>
               <w:rPr>
@@ -2815,9 +2830,6 @@
           <w:p>
             <w:pPr>
               <w:ind w:left="0"/>
-              <w:rPr>
-                <w:rFonts w:hint="eastAsia"/>
-              </w:rPr>
             </w:pPr>
             <w:r>
               <w:rPr>
@@ -2834,9 +2846,6 @@
           <w:p>
             <w:pPr>
               <w:ind w:left="0"/>
-              <w:rPr>
-                <w:rFonts w:hint="eastAsia"/>
-              </w:rPr>
             </w:pPr>
             <w:r>
               <w:rPr>
@@ -2855,9 +2864,6 @@
           <w:p>
             <w:pPr>
               <w:ind w:left="0"/>
-              <w:rPr>
-                <w:rFonts w:hint="eastAsia"/>
-              </w:rPr>
             </w:pPr>
             <w:r>
               <w:rPr>
@@ -2874,9 +2880,6 @@
           <w:p>
             <w:pPr>
               <w:ind w:left="0"/>
-              <w:rPr>
-                <w:rFonts w:hint="eastAsia"/>
-              </w:rPr>
             </w:pPr>
             <w:r>
               <w:rPr>
@@ -2893,9 +2896,6 @@
           <w:p>
             <w:pPr>
               <w:ind w:left="0"/>
-              <w:rPr>
-                <w:rFonts w:hint="eastAsia"/>
-              </w:rPr>
             </w:pPr>
             <w:r>
               <w:rPr>
@@ -2914,9 +2914,6 @@
           <w:p>
             <w:pPr>
               <w:ind w:left="0"/>
-              <w:rPr>
-                <w:rFonts w:hint="eastAsia"/>
-              </w:rPr>
             </w:pPr>
             <w:r>
               <w:t>“</w:t>
@@ -2939,9 +2936,6 @@
           <w:p>
             <w:pPr>
               <w:ind w:left="0"/>
-              <w:rPr>
-                <w:rFonts w:hint="eastAsia"/>
-              </w:rPr>
             </w:pPr>
             <w:r>
               <w:rPr>
@@ -2958,9 +2952,6 @@
           <w:p>
             <w:pPr>
               <w:ind w:left="0"/>
-              <w:rPr>
-                <w:rFonts w:hint="eastAsia"/>
-              </w:rPr>
             </w:pPr>
             <w:r>
               <w:t>“</w:t>
@@ -2985,9 +2976,6 @@
           <w:p>
             <w:pPr>
               <w:ind w:left="0"/>
-              <w:rPr>
-                <w:rFonts w:hint="eastAsia"/>
-              </w:rPr>
             </w:pPr>
             <w:r>
               <w:rPr>
@@ -3004,9 +2992,6 @@
           <w:p>
             <w:pPr>
               <w:ind w:left="0"/>
-              <w:rPr>
-                <w:rFonts w:hint="eastAsia"/>
-              </w:rPr>
             </w:pPr>
             <w:r>
               <w:rPr>
@@ -3023,9 +3008,6 @@
           <w:p>
             <w:pPr>
               <w:ind w:left="0"/>
-              <w:rPr>
-                <w:rFonts w:hint="eastAsia"/>
-              </w:rPr>
             </w:pPr>
             <w:r>
               <w:t>“</w:t>
@@ -3050,9 +3032,6 @@
           <w:p>
             <w:pPr>
               <w:ind w:left="0"/>
-              <w:rPr>
-                <w:rFonts w:hint="eastAsia"/>
-              </w:rPr>
             </w:pPr>
             <w:r>
               <w:t>“</w:t>
@@ -3084,9 +3063,6 @@
           <w:p>
             <w:pPr>
               <w:ind w:left="0"/>
-              <w:rPr>
-                <w:rFonts w:hint="eastAsia"/>
-              </w:rPr>
             </w:pPr>
             <w:r>
               <w:rPr>
@@ -3158,9 +3134,6 @@
           <w:p>
             <w:pPr>
               <w:ind w:left="0"/>
-              <w:rPr>
-                <w:rFonts w:hint="eastAsia"/>
-              </w:rPr>
             </w:pPr>
             <w:r>
               <w:rPr>
@@ -3201,9 +3174,6 @@
           <w:p>
             <w:pPr>
               <w:ind w:left="0"/>
-              <w:rPr>
-                <w:rFonts w:hint="eastAsia"/>
-              </w:rPr>
             </w:pPr>
             <w:r>
               <w:lastRenderedPageBreak/>
@@ -3227,9 +3197,6 @@
           <w:p>
             <w:pPr>
               <w:ind w:left="0"/>
-              <w:rPr>
-                <w:rFonts w:hint="eastAsia"/>
-              </w:rPr>
             </w:pPr>
             <w:r>
               <w:rPr>
@@ -3246,9 +3213,6 @@
           <w:p>
             <w:pPr>
               <w:ind w:left="0"/>
-              <w:rPr>
-                <w:rFonts w:hint="eastAsia"/>
-              </w:rPr>
             </w:pPr>
             <w:r>
               <w:t>“</w:t>
@@ -3295,9 +3259,6 @@
           <w:p>
             <w:pPr>
               <w:ind w:left="0"/>
-              <w:rPr>
-                <w:rFonts w:hint="eastAsia"/>
-              </w:rPr>
             </w:pPr>
             <w:r>
               <w:rPr>
@@ -3360,9 +3321,6 @@
           <w:p>
             <w:pPr>
               <w:ind w:left="0"/>
-              <w:rPr>
-                <w:rFonts w:hint="eastAsia"/>
-              </w:rPr>
             </w:pPr>
             <w:r>
               <w:rPr>
@@ -3419,9 +3377,6 @@
           <w:p>
             <w:pPr>
               <w:ind w:left="0"/>
-              <w:rPr>
-                <w:rFonts w:hint="eastAsia"/>
-              </w:rPr>
             </w:pPr>
             <w:r>
               <w:rPr>
@@ -3456,9 +3411,6 @@
           <w:p>
             <w:pPr>
               <w:ind w:left="0"/>
-              <w:rPr>
-                <w:rFonts w:hint="eastAsia"/>
-              </w:rPr>
             </w:pPr>
             <w:r>
               <w:rPr>
@@ -3475,9 +3427,6 @@
           <w:p>
             <w:pPr>
               <w:ind w:left="0"/>
-              <w:rPr>
-                <w:rFonts w:hint="eastAsia"/>
-              </w:rPr>
             </w:pPr>
             <w:r>
               <w:rPr>
@@ -3494,9 +3443,6 @@
           <w:p>
             <w:pPr>
               <w:ind w:left="0"/>
-              <w:rPr>
-                <w:rFonts w:hint="eastAsia"/>
-              </w:rPr>
             </w:pPr>
             <w:r>
               <w:rPr>
@@ -3515,9 +3461,6 @@
           <w:p>
             <w:pPr>
               <w:ind w:left="0"/>
-              <w:rPr>
-                <w:rFonts w:hint="eastAsia"/>
-              </w:rPr>
             </w:pPr>
             <w:r>
               <w:rPr>
@@ -3534,9 +3477,6 @@
           <w:p>
             <w:pPr>
               <w:ind w:left="0"/>
-              <w:rPr>
-                <w:rFonts w:hint="eastAsia"/>
-              </w:rPr>
             </w:pPr>
             <w:r>
               <w:rPr>
@@ -3553,9 +3493,6 @@
           <w:p>
             <w:pPr>
               <w:ind w:left="0"/>
-              <w:rPr>
-                <w:rFonts w:hint="eastAsia"/>
-              </w:rPr>
             </w:pPr>
             <w:r>
               <w:rPr>
@@ -3567,13 +3504,7 @@
         </w:tc>
       </w:tr>
     </w:tbl>
-    <w:p>
-      <w:pPr>
-        <w:rPr>
-          <w:rFonts w:hint="eastAsia"/>
-        </w:rPr>
-      </w:pPr>
-    </w:p>
+    <w:p/>
     <w:p/>
     <w:p>
       <w:pPr>
@@ -3741,9 +3672,6 @@
           <w:p>
             <w:pPr>
               <w:ind w:left="0"/>
-              <w:rPr>
-                <w:rFonts w:hint="eastAsia"/>
-              </w:rPr>
             </w:pPr>
             <w:r>
               <w:rPr>

--- a/internal_doc/03.开发设计/Story-sdbimprt.docx
+++ b/internal_doc/03.开发设计/Story-sdbimprt.docx
@@ -5,10 +5,14 @@
     <w:p>
       <w:pPr>
         <w:pStyle w:val="Title"/>
-      </w:pPr>
-      <w:r>
-        <w:rPr>
-          <w:rFonts w:hint="eastAsia"/>
+        <w:rPr>
+          <w:b w:val="0"/>
+        </w:rPr>
+      </w:pPr>
+      <w:r>
+        <w:rPr>
+          <w:rFonts w:hint="eastAsia"/>
+          <w:b w:val="0"/>
         </w:rPr>
         <w:t>导入工具</w:t>
       </w:r>
@@ -87,6 +91,12 @@
             <w:pPr>
               <w:ind w:left="0"/>
             </w:pPr>
+            <w:r>
+              <w:rPr>
+                <w:rFonts w:hint="eastAsia"/>
+              </w:rPr>
+              <w:t>2014-05-12</w:t>
+            </w:r>
           </w:p>
         </w:tc>
         <w:tc>
@@ -96,7 +106,16 @@
           <w:p>
             <w:pPr>
               <w:ind w:left="0"/>
-            </w:pPr>
+              <w:rPr>
+                <w:rFonts w:hint="eastAsia"/>
+              </w:rPr>
+            </w:pPr>
+            <w:r>
+              <w:rPr>
+                <w:rFonts w:hint="eastAsia"/>
+              </w:rPr>
+              <w:t>jwhe</w:t>
+            </w:r>
           </w:p>
         </w:tc>
       </w:tr>
@@ -105,16 +124,21 @@
     <w:p>
       <w:pPr>
         <w:pStyle w:val="Heading2"/>
-      </w:pPr>
-      <w:r>
-        <w:rPr>
-          <w:rFonts w:hint="eastAsia"/>
+        <w:rPr>
+          <w:b w:val="0"/>
+        </w:rPr>
+      </w:pPr>
+      <w:r>
+        <w:rPr>
+          <w:rFonts w:hint="eastAsia"/>
+          <w:b w:val="0"/>
         </w:rPr>
         <w:t>Story</w:t>
       </w:r>
       <w:r>
         <w:rPr>
           <w:rFonts w:hint="eastAsia"/>
+          <w:b w:val="0"/>
         </w:rPr>
         <w:t>编号和名称</w:t>
       </w:r>
@@ -136,16 +160,21 @@
     <w:p>
       <w:pPr>
         <w:pStyle w:val="Heading2"/>
-      </w:pPr>
-      <w:r>
-        <w:rPr>
-          <w:rFonts w:hint="eastAsia"/>
+        <w:rPr>
+          <w:b w:val="0"/>
+        </w:rPr>
+      </w:pPr>
+      <w:r>
+        <w:rPr>
+          <w:rFonts w:hint="eastAsia"/>
+          <w:b w:val="0"/>
         </w:rPr>
         <w:t>Story</w:t>
       </w:r>
       <w:r>
         <w:rPr>
           <w:rFonts w:hint="eastAsia"/>
+          <w:b w:val="0"/>
         </w:rPr>
         <w:t>价值和功能介绍</w:t>
       </w:r>
@@ -353,22 +382,28 @@
     <w:p>
       <w:pPr>
         <w:pStyle w:val="Heading2"/>
-      </w:pPr>
-      <w:r>
-        <w:rPr>
-          <w:rFonts w:hint="eastAsia"/>
+        <w:rPr>
+          <w:b w:val="0"/>
+        </w:rPr>
+      </w:pPr>
+      <w:r>
+        <w:rPr>
+          <w:rFonts w:hint="eastAsia"/>
+          <w:b w:val="0"/>
         </w:rPr>
         <w:t xml:space="preserve">Story </w:t>
       </w:r>
       <w:r>
         <w:rPr>
           <w:rFonts w:hint="eastAsia"/>
+          <w:b w:val="0"/>
         </w:rPr>
         <w:t>对外功能</w:t>
       </w:r>
       <w:r>
         <w:rPr>
           <w:rFonts w:hint="eastAsia"/>
+          <w:b w:val="0"/>
         </w:rPr>
         <w:t>接口描述</w:t>
       </w:r>
@@ -716,7 +751,6 @@
               <w:jc w:val="left"/>
               <w:rPr>
                 <w:rFonts w:ascii="宋体" w:eastAsia="宋体" w:hAnsi="宋体" w:cs="宋体"/>
-                <w:b/>
                 <w:bCs/>
                 <w:kern w:val="0"/>
                 <w:sz w:val="24"/>
@@ -726,7 +760,6 @@
             <w:r>
               <w:rPr>
                 <w:rFonts w:ascii="宋体" w:eastAsia="宋体" w:hAnsi="宋体" w:cs="宋体"/>
-                <w:b/>
                 <w:bCs/>
                 <w:kern w:val="0"/>
                 <w:sz w:val="24"/>
@@ -755,7 +788,6 @@
               <w:jc w:val="left"/>
               <w:rPr>
                 <w:rFonts w:ascii="宋体" w:eastAsia="宋体" w:hAnsi="宋体" w:cs="宋体"/>
-                <w:b/>
                 <w:bCs/>
                 <w:kern w:val="0"/>
                 <w:sz w:val="24"/>
@@ -765,7 +797,6 @@
             <w:r>
               <w:rPr>
                 <w:rFonts w:ascii="宋体" w:eastAsia="宋体" w:hAnsi="宋体" w:cs="宋体"/>
-                <w:b/>
                 <w:bCs/>
                 <w:kern w:val="0"/>
                 <w:sz w:val="24"/>
@@ -812,6 +843,25 @@
               </w:rPr>
               <w:t>--help</w:t>
             </w:r>
+            <w:r>
+              <w:rPr>
+                <w:rFonts w:ascii="宋体" w:eastAsia="宋体" w:hAnsi="宋体" w:cs="宋体" w:hint="eastAsia"/>
+                <w:kern w:val="0"/>
+                <w:sz w:val="20"/>
+                <w:szCs w:val="20"/>
+              </w:rPr>
+              <w:t>,</w:t>
+            </w:r>
+            <w:r>
+              <w:rPr>
+                <w:rFonts w:ascii="宋体" w:eastAsia="宋体" w:hAnsi="宋体" w:cs="宋体" w:hint="eastAsia"/>
+                <w:color w:val="FF0000"/>
+                <w:kern w:val="0"/>
+                <w:sz w:val="20"/>
+                <w:szCs w:val="20"/>
+              </w:rPr>
+              <w:t>-h</w:t>
+            </w:r>
           </w:p>
         </w:tc>
         <w:tc>
@@ -883,7 +933,27 @@
                 <w:sz w:val="20"/>
                 <w:szCs w:val="20"/>
               </w:rPr>
-              <w:t>--hostname,-h</w:t>
+              <w:t>--hostname,</w:t>
+            </w:r>
+            <w:r>
+              <w:rPr>
+                <w:rFonts w:ascii="宋体" w:eastAsia="宋体" w:hAnsi="宋体" w:cs="宋体"/>
+                <w:color w:val="FF0000"/>
+                <w:kern w:val="0"/>
+                <w:sz w:val="20"/>
+                <w:szCs w:val="20"/>
+              </w:rPr>
+              <w:t>-</w:t>
+            </w:r>
+            <w:r>
+              <w:rPr>
+                <w:rFonts w:ascii="宋体" w:eastAsia="宋体" w:hAnsi="宋体" w:cs="宋体" w:hint="eastAsia"/>
+                <w:color w:val="FF0000"/>
+                <w:kern w:val="0"/>
+                <w:sz w:val="20"/>
+                <w:szCs w:val="20"/>
+              </w:rPr>
+              <w:t>s</w:t>
             </w:r>
           </w:p>
         </w:tc>
@@ -985,7 +1055,27 @@
                 <w:szCs w:val="20"/>
               </w:rPr>
               <w:lastRenderedPageBreak/>
-              <w:t>--svcname,-s</w:t>
+              <w:t>--svcname,</w:t>
+            </w:r>
+            <w:r>
+              <w:rPr>
+                <w:rFonts w:ascii="宋体" w:eastAsia="宋体" w:hAnsi="宋体" w:cs="宋体"/>
+                <w:color w:val="FF0000"/>
+                <w:kern w:val="0"/>
+                <w:sz w:val="20"/>
+                <w:szCs w:val="20"/>
+              </w:rPr>
+              <w:t>-</w:t>
+            </w:r>
+            <w:r>
+              <w:rPr>
+                <w:rFonts w:ascii="宋体" w:eastAsia="宋体" w:hAnsi="宋体" w:cs="宋体" w:hint="eastAsia"/>
+                <w:color w:val="FF0000"/>
+                <w:kern w:val="0"/>
+                <w:sz w:val="20"/>
+                <w:szCs w:val="20"/>
+              </w:rPr>
+              <w:t>p</w:t>
             </w:r>
           </w:p>
         </w:tc>
@@ -2054,7 +2144,6 @@
         <w:jc w:val="left"/>
         <w:rPr>
           <w:rFonts w:ascii="Arial" w:eastAsia="宋体" w:hAnsi="Arial" w:cs="Arial"/>
-          <w:b/>
           <w:bCs/>
           <w:color w:val="000000"/>
           <w:kern w:val="0"/>
@@ -2071,7 +2160,6 @@
       <w:r>
         <w:rPr>
           <w:rFonts w:hint="eastAsia"/>
-          <w:b/>
           <w:bCs/>
           <w:kern w:val="0"/>
         </w:rPr>
@@ -2079,7 +2167,6 @@
       </w:r>
       <w:r>
         <w:rPr>
-          <w:b/>
           <w:bCs/>
           <w:kern w:val="0"/>
         </w:rPr>
@@ -2539,13 +2626,7 @@
               <w:rPr>
                 <w:rFonts w:hint="eastAsia"/>
               </w:rPr>
-              <w:t>json</w:t>
-            </w:r>
-            <w:r>
-              <w:rPr>
-                <w:rFonts w:hint="eastAsia"/>
-              </w:rPr>
-              <w:t>数据</w:t>
+              <w:t>实际数据</w:t>
             </w:r>
           </w:p>
         </w:tc>
@@ -2954,16 +3035,10 @@
               <w:ind w:left="0"/>
             </w:pPr>
             <w:r>
-              <w:t>“</w:t>
-            </w:r>
-            <w:r>
               <w:rPr>
                 <w:rFonts w:hint="eastAsia"/>
               </w:rPr>
               <w:t>123</w:t>
-            </w:r>
-            <w:r>
-              <w:t>”</w:t>
             </w:r>
           </w:p>
         </w:tc>
@@ -3010,16 +3085,10 @@
               <w:ind w:left="0"/>
             </w:pPr>
             <w:r>
-              <w:t>“</w:t>
-            </w:r>
-            <w:r>
               <w:rPr>
                 <w:rFonts w:hint="eastAsia"/>
               </w:rPr>
               <w:t>123a</w:t>
-            </w:r>
-            <w:r>
-              <w:t>”</w:t>
             </w:r>
           </w:p>
         </w:tc>
@@ -3081,13 +3150,10 @@
               <w:ind w:left="0"/>
             </w:pPr>
             <w:r>
-              <w:t>“</w:t>
-            </w:r>
-            <w:r>
-              <w:rPr>
-                <w:rFonts w:hint="eastAsia"/>
-              </w:rPr>
-              <w:t>ab\</w:t>
+              <w:rPr>
+                <w:rFonts w:hint="eastAsia"/>
+              </w:rPr>
+              <w:t>ab</w:t>
             </w:r>
             <w:r>
               <w:t>”</w:t>
@@ -3097,9 +3163,6 @@
                 <w:rFonts w:hint="eastAsia"/>
               </w:rPr>
               <w:t>c</w:t>
-            </w:r>
-            <w:r>
-              <w:t>”</w:t>
             </w:r>
           </w:p>
         </w:tc>
@@ -3152,16 +3215,10 @@
               <w:ind w:left="0"/>
             </w:pPr>
             <w:r>
-              <w:t>“</w:t>
-            </w:r>
-            <w:r>
               <w:rPr>
                 <w:rFonts w:hint="eastAsia"/>
               </w:rPr>
               <w:t>{a:1}</w:t>
-            </w:r>
-            <w:r>
-              <w:t>”</w:t>
             </w:r>
           </w:p>
         </w:tc>
@@ -3215,16 +3272,10 @@
               <w:ind w:left="0"/>
             </w:pPr>
             <w:r>
-              <w:t>“</w:t>
-            </w:r>
-            <w:r>
               <w:rPr>
                 <w:rFonts w:hint="eastAsia"/>
               </w:rPr>
               <w:t>true</w:t>
-            </w:r>
-            <w:r>
-              <w:t>”</w:t>
             </w:r>
           </w:p>
         </w:tc>
@@ -3277,16 +3328,16 @@
               <w:ind w:left="0"/>
             </w:pPr>
             <w:r>
-              <w:t>“</w:t>
-            </w:r>
-            <w:r>
-              <w:rPr>
-                <w:rFonts w:hint="eastAsia"/>
-              </w:rPr>
-              <w:t>false</w:t>
-            </w:r>
-            <w:r>
-              <w:t>”</w:t>
+              <w:rPr>
+                <w:rFonts w:hint="eastAsia"/>
+              </w:rPr>
+              <w:t>f</w:t>
+            </w:r>
+            <w:r>
+              <w:rPr>
+                <w:rFonts w:hint="eastAsia"/>
+              </w:rPr>
+              <w:t>alse</w:t>
             </w:r>
           </w:p>
         </w:tc>
@@ -3339,16 +3390,10 @@
               <w:ind w:left="0"/>
             </w:pPr>
             <w:r>
-              <w:t>“</w:t>
-            </w:r>
-            <w:r>
               <w:rPr>
                 <w:rFonts w:hint="eastAsia"/>
               </w:rPr>
               <w:t>null</w:t>
-            </w:r>
-            <w:r>
-              <w:t>”</w:t>
             </w:r>
           </w:p>
         </w:tc>
@@ -3398,7 +3443,13 @@
               <w:rPr>
                 <w:rFonts w:hint="eastAsia"/>
               </w:rPr>
-              <w:t>true</w:t>
+              <w:t>t</w:t>
+            </w:r>
+            <w:r>
+              <w:rPr>
+                <w:rFonts w:hint="eastAsia"/>
+              </w:rPr>
+              <w:t>rue</w:t>
             </w:r>
           </w:p>
         </w:tc>
@@ -3448,7 +3499,13 @@
               <w:rPr>
                 <w:rFonts w:hint="eastAsia"/>
               </w:rPr>
-              <w:t>false</w:t>
+              <w:t>f</w:t>
+            </w:r>
+            <w:r>
+              <w:rPr>
+                <w:rFonts w:hint="eastAsia"/>
+              </w:rPr>
+              <w:t>alse</w:t>
             </w:r>
           </w:p>
         </w:tc>
@@ -3505,59 +3562,1508 @@
       </w:tr>
     </w:tbl>
     <w:p/>
-    <w:p/>
     <w:p>
       <w:pPr>
-        <w:pStyle w:val="Heading2"/>
-      </w:pPr>
-      <w:r>
-        <w:rPr>
-          <w:rFonts w:hint="eastAsia"/>
-        </w:rPr>
-        <w:t>Story</w:t>
-      </w:r>
-      <w:r>
-        <w:rPr>
-          <w:rFonts w:hint="eastAsia"/>
-        </w:rPr>
-        <w:t>约束和依赖</w:t>
+        <w:rPr>
+          <w:rFonts w:hint="eastAsia"/>
+        </w:rPr>
+      </w:pPr>
+      <w:r>
+        <w:rPr>
+          <w:rFonts w:hint="eastAsia"/>
+        </w:rPr>
+        <w:t>从</w:t>
+      </w:r>
+      <w:r>
+        <w:rPr>
+          <w:rFonts w:hint="eastAsia"/>
+        </w:rPr>
+        <w:t>1.8</w:t>
+      </w:r>
+      <w:r>
+        <w:rPr>
+          <w:rFonts w:hint="eastAsia"/>
+        </w:rPr>
+        <w:t>版本开始支持指定类型和默认值</w:t>
+      </w:r>
+      <w:r>
+        <w:rPr>
+          <w:rFonts w:hint="eastAsia"/>
+        </w:rPr>
+        <w:t>:</w:t>
       </w:r>
     </w:p>
     <w:p>
       <w:pPr>
-        <w:pStyle w:val="Heading2"/>
-      </w:pPr>
-      <w:r>
-        <w:rPr>
-          <w:rFonts w:hint="eastAsia"/>
-        </w:rPr>
-        <w:t xml:space="preserve">Story </w:t>
-      </w:r>
-      <w:r>
-        <w:rPr>
-          <w:rFonts w:hint="eastAsia"/>
-        </w:rPr>
-        <w:t>简单设计</w:t>
+        <w:rPr>
+          <w:rFonts w:hint="eastAsia"/>
+        </w:rPr>
+      </w:pPr>
+      <w:r>
+        <w:rPr>
+          <w:rFonts w:hint="eastAsia"/>
+        </w:rPr>
+        <w:t>语法</w:t>
+      </w:r>
+      <w:r>
+        <w:rPr>
+          <w:rFonts w:hint="eastAsia"/>
+        </w:rPr>
+        <w:t>: field [type] [default &lt;default value ]</w:t>
       </w:r>
     </w:p>
     <w:p>
       <w:pPr>
-        <w:pStyle w:val="Heading3"/>
-      </w:pPr>
-      <w:r>
-        <w:rPr>
-          <w:rFonts w:hint="eastAsia"/>
-        </w:rPr>
-        <w:t>相关模块架构图</w:t>
+        <w:rPr>
+          <w:rFonts w:hint="eastAsia"/>
+        </w:rPr>
+      </w:pPr>
+      <w:r>
+        <w:rPr>
+          <w:rFonts w:hint="eastAsia"/>
+        </w:rPr>
+        <w:t>支援数据类型</w:t>
+      </w:r>
+      <w:r>
+        <w:rPr>
+          <w:rFonts w:hint="eastAsia"/>
+        </w:rPr>
+        <w:t>(type): int(integer), long, bool(boolean)</w:t>
+      </w:r>
+      <w:r>
+        <w:rPr>
+          <w:rFonts w:hint="eastAsia"/>
+        </w:rPr>
+        <w:t>, double, string</w:t>
+      </w:r>
+      <w:r>
+        <w:rPr>
+          <w:rFonts w:hint="eastAsia"/>
+        </w:rPr>
+        <w:t>, null</w:t>
       </w:r>
     </w:p>
     <w:p>
       <w:pPr>
+        <w:rPr>
+          <w:rFonts w:hint="eastAsia"/>
+        </w:rPr>
+      </w:pPr>
+      <w:r>
+        <w:rPr>
+          <w:rFonts w:hint="eastAsia"/>
+        </w:rPr>
+        <w:t>支援特殊数据类型</w:t>
+      </w:r>
+      <w:r>
+        <w:rPr>
+          <w:rFonts w:hint="eastAsia"/>
+        </w:rPr>
+        <w:t>: timestamp, date</w:t>
+      </w:r>
+    </w:p>
+    <w:p>
+      <w:pPr>
+        <w:rPr>
+          <w:rFonts w:hint="eastAsia"/>
+        </w:rPr>
+      </w:pPr>
+      <w:r>
+        <w:rPr>
+          <w:rFonts w:hint="eastAsia"/>
+        </w:rPr>
+        <w:t>例子</w:t>
+      </w:r>
+      <w:r>
+        <w:rPr>
+          <w:rFonts w:hint="eastAsia"/>
+        </w:rPr>
+        <w:t xml:space="preserve">: name string default </w:t>
+      </w:r>
+      <w:r>
+        <w:t>“</w:t>
+      </w:r>
+      <w:r>
+        <w:rPr>
+          <w:rFonts w:hint="eastAsia"/>
+        </w:rPr>
+        <w:t>Jack</w:t>
+      </w:r>
+      <w:r>
+        <w:t>”</w:t>
+      </w:r>
+      <w:r>
+        <w:rPr>
+          <w:rFonts w:hint="eastAsia"/>
+        </w:rPr>
+        <w:t>, age int default 18, phone string</w:t>
+      </w:r>
+    </w:p>
+    <w:p>
+      <w:pPr>
+        <w:rPr>
+          <w:rFonts w:hint="eastAsia"/>
+        </w:rPr>
+      </w:pPr>
+      <w:r>
+        <w:rPr>
+          <w:rFonts w:hint="eastAsia"/>
+        </w:rPr>
+        <w:t>数据类型是可选的</w:t>
+      </w:r>
+      <w:r>
+        <w:rPr>
+          <w:rFonts w:hint="eastAsia"/>
+        </w:rPr>
+        <w:t>,</w:t>
+      </w:r>
+      <w:r>
+        <w:rPr>
+          <w:rFonts w:hint="eastAsia"/>
+        </w:rPr>
+        <w:t>不填则程序自动判断类型</w:t>
+      </w:r>
+      <w:r>
+        <w:rPr>
+          <w:rFonts w:hint="eastAsia"/>
+        </w:rPr>
+        <w:t>,</w:t>
+      </w:r>
+      <w:r>
+        <w:rPr>
+          <w:rFonts w:hint="eastAsia"/>
+        </w:rPr>
+        <w:t>判断以上面表格为准</w:t>
+      </w:r>
+      <w:r>
+        <w:rPr>
+          <w:rFonts w:hint="eastAsia"/>
+        </w:rPr>
+        <w:t>.</w:t>
+      </w:r>
+    </w:p>
+    <w:p>
+      <w:pPr>
+        <w:rPr>
+          <w:rFonts w:hint="eastAsia"/>
+        </w:rPr>
+      </w:pPr>
+      <w:r>
+        <w:rPr>
+          <w:rFonts w:hint="eastAsia"/>
+        </w:rPr>
+        <w:t>指定的类型与数据</w:t>
+      </w:r>
+      <w:r>
+        <w:rPr>
+          <w:rFonts w:hint="eastAsia"/>
+        </w:rPr>
+        <w:t>:</w:t>
+      </w:r>
+    </w:p>
+    <w:tbl>
+      <w:tblPr>
+        <w:tblStyle w:val="TableGrid"/>
+        <w:tblW w:w="0" w:type="auto"/>
+        <w:tblInd w:w="357" w:type="dxa"/>
+        <w:tblLook w:val="04A0"/>
+      </w:tblPr>
+      <w:tblGrid>
+        <w:gridCol w:w="1357"/>
+        <w:gridCol w:w="4041"/>
+        <w:gridCol w:w="2767"/>
+      </w:tblGrid>
+      <w:tr>
+        <w:tc>
+          <w:tcPr>
+            <w:tcW w:w="2840" w:type="dxa"/>
+          </w:tcPr>
+          <w:p>
+            <w:pPr>
+              <w:ind w:left="0"/>
+              <w:rPr>
+                <w:rFonts w:hint="eastAsia"/>
+              </w:rPr>
+            </w:pPr>
+            <w:r>
+              <w:rPr>
+                <w:rFonts w:hint="eastAsia"/>
+              </w:rPr>
+              <w:t>指定的类型</w:t>
+            </w:r>
+          </w:p>
+        </w:tc>
+        <w:tc>
+          <w:tcPr>
+            <w:tcW w:w="2841" w:type="dxa"/>
+          </w:tcPr>
+          <w:p>
+            <w:pPr>
+              <w:ind w:left="0"/>
+              <w:rPr>
+                <w:rFonts w:hint="eastAsia"/>
+              </w:rPr>
+            </w:pPr>
+            <w:r>
+              <w:rPr>
+                <w:rFonts w:hint="eastAsia"/>
+              </w:rPr>
+              <w:t>支援的数据类型</w:t>
+            </w:r>
+          </w:p>
+        </w:tc>
+        <w:tc>
+          <w:tcPr>
+            <w:tcW w:w="2841" w:type="dxa"/>
+          </w:tcPr>
+          <w:p>
+            <w:pPr>
+              <w:ind w:left="0"/>
+              <w:rPr>
+                <w:rFonts w:hint="eastAsia"/>
+              </w:rPr>
+            </w:pPr>
+            <w:r>
+              <w:rPr>
+                <w:rFonts w:hint="eastAsia"/>
+              </w:rPr>
+              <w:t>注意</w:t>
+            </w:r>
+          </w:p>
+        </w:tc>
+      </w:tr>
+      <w:tr>
+        <w:tc>
+          <w:tcPr>
+            <w:tcW w:w="2840" w:type="dxa"/>
+          </w:tcPr>
+          <w:p>
+            <w:pPr>
+              <w:ind w:left="0"/>
+              <w:rPr>
+                <w:rFonts w:hint="eastAsia"/>
+              </w:rPr>
+            </w:pPr>
+            <w:r>
+              <w:rPr>
+                <w:rFonts w:hint="eastAsia"/>
+              </w:rPr>
+              <w:t>int(interger)</w:t>
+            </w:r>
+          </w:p>
+        </w:tc>
+        <w:tc>
+          <w:tcPr>
+            <w:tcW w:w="2841" w:type="dxa"/>
+          </w:tcPr>
+          <w:p>
+            <w:pPr>
+              <w:ind w:left="0"/>
+              <w:rPr>
+                <w:rFonts w:hint="eastAsia"/>
+              </w:rPr>
+            </w:pPr>
+            <w:r>
+              <w:t>int,string,</w:t>
+            </w:r>
+            <w:r>
+              <w:rPr>
+                <w:rFonts w:hint="eastAsia"/>
+              </w:rPr>
+              <w:t>bool</w:t>
+            </w:r>
+          </w:p>
+        </w:tc>
+        <w:tc>
+          <w:tcPr>
+            <w:tcW w:w="2841" w:type="dxa"/>
+          </w:tcPr>
+          <w:p>
+            <w:pPr>
+              <w:ind w:left="0"/>
+              <w:rPr>
+                <w:rFonts w:hint="eastAsia"/>
+              </w:rPr>
+            </w:pPr>
+            <w:r>
+              <w:rPr>
+                <w:rFonts w:hint="eastAsia"/>
+              </w:rPr>
+              <w:t>bool</w:t>
+            </w:r>
+            <w:r>
+              <w:rPr>
+                <w:rFonts w:hint="eastAsia"/>
+              </w:rPr>
+              <w:t>类型</w:t>
+            </w:r>
+            <w:r>
+              <w:rPr>
+                <w:rFonts w:hint="eastAsia"/>
+              </w:rPr>
+              <w:t>,true</w:t>
+            </w:r>
+            <w:r>
+              <w:rPr>
+                <w:rFonts w:hint="eastAsia"/>
+              </w:rPr>
+              <w:t>转换</w:t>
+            </w:r>
+            <w:r>
+              <w:rPr>
+                <w:rFonts w:hint="eastAsia"/>
+              </w:rPr>
+              <w:t xml:space="preserve"> 1,</w:t>
+            </w:r>
+          </w:p>
+          <w:p>
+            <w:pPr>
+              <w:ind w:left="0"/>
+              <w:rPr>
+                <w:rFonts w:hint="eastAsia"/>
+              </w:rPr>
+            </w:pPr>
+            <w:r>
+              <w:rPr>
+                <w:rFonts w:hint="eastAsia"/>
+              </w:rPr>
+              <w:t>false</w:t>
+            </w:r>
+            <w:r>
+              <w:rPr>
+                <w:rFonts w:hint="eastAsia"/>
+              </w:rPr>
+              <w:t>转换</w:t>
+            </w:r>
+            <w:r>
+              <w:rPr>
+                <w:rFonts w:hint="eastAsia"/>
+              </w:rPr>
+              <w:t xml:space="preserve"> 0</w:t>
+            </w:r>
+          </w:p>
+        </w:tc>
+      </w:tr>
+      <w:tr>
+        <w:tc>
+          <w:tcPr>
+            <w:tcW w:w="2840" w:type="dxa"/>
+          </w:tcPr>
+          <w:p>
+            <w:pPr>
+              <w:ind w:left="0"/>
+              <w:rPr>
+                <w:rFonts w:hint="eastAsia"/>
+              </w:rPr>
+            </w:pPr>
+            <w:r>
+              <w:rPr>
+                <w:rFonts w:hint="eastAsia"/>
+              </w:rPr>
+              <w:t>long</w:t>
+            </w:r>
+          </w:p>
+        </w:tc>
+        <w:tc>
+          <w:tcPr>
+            <w:tcW w:w="2841" w:type="dxa"/>
+          </w:tcPr>
+          <w:p>
+            <w:pPr>
+              <w:ind w:left="0"/>
+              <w:rPr>
+                <w:rFonts w:hint="eastAsia"/>
+              </w:rPr>
+            </w:pPr>
+            <w:r>
+              <w:rPr>
+                <w:rFonts w:hint="eastAsia"/>
+              </w:rPr>
+              <w:t>long,string,int,bool</w:t>
+            </w:r>
+          </w:p>
+        </w:tc>
+        <w:tc>
+          <w:tcPr>
+            <w:tcW w:w="2841" w:type="dxa"/>
+          </w:tcPr>
+          <w:p>
+            <w:pPr>
+              <w:ind w:left="0"/>
+              <w:rPr>
+                <w:rFonts w:hint="eastAsia"/>
+              </w:rPr>
+            </w:pPr>
+            <w:r>
+              <w:rPr>
+                <w:rFonts w:hint="eastAsia"/>
+              </w:rPr>
+              <w:t>bool</w:t>
+            </w:r>
+            <w:r>
+              <w:rPr>
+                <w:rFonts w:hint="eastAsia"/>
+              </w:rPr>
+              <w:t>类型</w:t>
+            </w:r>
+            <w:r>
+              <w:rPr>
+                <w:rFonts w:hint="eastAsia"/>
+              </w:rPr>
+              <w:t>,true</w:t>
+            </w:r>
+            <w:r>
+              <w:rPr>
+                <w:rFonts w:hint="eastAsia"/>
+              </w:rPr>
+              <w:t>转换</w:t>
+            </w:r>
+            <w:r>
+              <w:rPr>
+                <w:rFonts w:hint="eastAsia"/>
+              </w:rPr>
+              <w:t xml:space="preserve"> 1,</w:t>
+            </w:r>
+          </w:p>
+          <w:p>
+            <w:pPr>
+              <w:ind w:left="0"/>
+              <w:rPr>
+                <w:rFonts w:hint="eastAsia"/>
+              </w:rPr>
+            </w:pPr>
+            <w:r>
+              <w:rPr>
+                <w:rFonts w:hint="eastAsia"/>
+              </w:rPr>
+              <w:t>false</w:t>
+            </w:r>
+            <w:r>
+              <w:rPr>
+                <w:rFonts w:hint="eastAsia"/>
+              </w:rPr>
+              <w:t>转换</w:t>
+            </w:r>
+            <w:r>
+              <w:rPr>
+                <w:rFonts w:hint="eastAsia"/>
+              </w:rPr>
+              <w:t xml:space="preserve"> 0</w:t>
+            </w:r>
+          </w:p>
+        </w:tc>
+      </w:tr>
+      <w:tr>
+        <w:tc>
+          <w:tcPr>
+            <w:tcW w:w="2840" w:type="dxa"/>
+          </w:tcPr>
+          <w:p>
+            <w:pPr>
+              <w:ind w:left="0"/>
+              <w:rPr>
+                <w:rFonts w:hint="eastAsia"/>
+              </w:rPr>
+            </w:pPr>
+            <w:r>
+              <w:rPr>
+                <w:rFonts w:hint="eastAsia"/>
+              </w:rPr>
+              <w:t>bool(b</w:t>
+            </w:r>
+            <w:r>
+              <w:t>oolean</w:t>
+            </w:r>
+            <w:r>
+              <w:rPr>
+                <w:rFonts w:hint="eastAsia"/>
+              </w:rPr>
+              <w:t>)</w:t>
+            </w:r>
+          </w:p>
+        </w:tc>
+        <w:tc>
+          <w:tcPr>
+            <w:tcW w:w="2841" w:type="dxa"/>
+          </w:tcPr>
+          <w:p>
+            <w:pPr>
+              <w:ind w:left="0"/>
+              <w:rPr>
+                <w:rFonts w:hint="eastAsia"/>
+              </w:rPr>
+            </w:pPr>
+            <w:r>
+              <w:rPr>
+                <w:rFonts w:hint="eastAsia"/>
+              </w:rPr>
+              <w:t>bool,string,int,long</w:t>
+            </w:r>
+          </w:p>
+        </w:tc>
+        <w:tc>
+          <w:tcPr>
+            <w:tcW w:w="2841" w:type="dxa"/>
+          </w:tcPr>
+          <w:p>
+            <w:pPr>
+              <w:ind w:left="0"/>
+              <w:rPr>
+                <w:rFonts w:hint="eastAsia"/>
+              </w:rPr>
+            </w:pPr>
+            <w:r>
+              <w:rPr>
+                <w:rFonts w:hint="eastAsia"/>
+              </w:rPr>
+              <w:t>int</w:t>
+            </w:r>
+            <w:r>
+              <w:rPr>
+                <w:rFonts w:hint="eastAsia"/>
+              </w:rPr>
+              <w:t>和</w:t>
+            </w:r>
+            <w:r>
+              <w:rPr>
+                <w:rFonts w:hint="eastAsia"/>
+              </w:rPr>
+              <w:t>long</w:t>
+            </w:r>
+            <w:r>
+              <w:rPr>
+                <w:rFonts w:hint="eastAsia"/>
+              </w:rPr>
+              <w:t>类型</w:t>
+            </w:r>
+            <w:r>
+              <w:rPr>
+                <w:rFonts w:hint="eastAsia"/>
+              </w:rPr>
+              <w:t>, 0</w:t>
+            </w:r>
+            <w:r>
+              <w:rPr>
+                <w:rFonts w:hint="eastAsia"/>
+              </w:rPr>
+              <w:t>转换</w:t>
+            </w:r>
+            <w:r>
+              <w:rPr>
+                <w:rFonts w:hint="eastAsia"/>
+              </w:rPr>
+              <w:t xml:space="preserve"> false, </w:t>
+            </w:r>
+            <w:r>
+              <w:rPr>
+                <w:rFonts w:hint="eastAsia"/>
+              </w:rPr>
+              <w:t>不等于</w:t>
+            </w:r>
+            <w:r>
+              <w:rPr>
+                <w:rFonts w:hint="eastAsia"/>
+              </w:rPr>
+              <w:t>0</w:t>
+            </w:r>
+            <w:r>
+              <w:rPr>
+                <w:rFonts w:hint="eastAsia"/>
+              </w:rPr>
+              <w:t>转换</w:t>
+            </w:r>
+            <w:r>
+              <w:rPr>
+                <w:rFonts w:hint="eastAsia"/>
+              </w:rPr>
+              <w:t>true</w:t>
+            </w:r>
+          </w:p>
+        </w:tc>
+      </w:tr>
+      <w:tr>
+        <w:tc>
+          <w:tcPr>
+            <w:tcW w:w="2840" w:type="dxa"/>
+          </w:tcPr>
+          <w:p>
+            <w:pPr>
+              <w:ind w:left="0"/>
+              <w:rPr>
+                <w:rFonts w:hint="eastAsia"/>
+              </w:rPr>
+            </w:pPr>
+            <w:r>
+              <w:rPr>
+                <w:rFonts w:hint="eastAsia"/>
+              </w:rPr>
+              <w:t>double</w:t>
+            </w:r>
+          </w:p>
+        </w:tc>
+        <w:tc>
+          <w:tcPr>
+            <w:tcW w:w="2841" w:type="dxa"/>
+          </w:tcPr>
+          <w:p>
+            <w:pPr>
+              <w:ind w:left="0"/>
+              <w:rPr>
+                <w:rFonts w:hint="eastAsia"/>
+              </w:rPr>
+            </w:pPr>
+            <w:r>
+              <w:rPr>
+                <w:rFonts w:hint="eastAsia"/>
+              </w:rPr>
+              <w:t>double,string,int</w:t>
+            </w:r>
+          </w:p>
+        </w:tc>
+        <w:tc>
+          <w:tcPr>
+            <w:tcW w:w="2841" w:type="dxa"/>
+          </w:tcPr>
+          <w:p>
+            <w:pPr>
+              <w:ind w:left="0"/>
+              <w:rPr>
+                <w:rFonts w:hint="eastAsia"/>
+              </w:rPr>
+            </w:pPr>
+          </w:p>
+        </w:tc>
+      </w:tr>
+      <w:tr>
+        <w:tc>
+          <w:tcPr>
+            <w:tcW w:w="2840" w:type="dxa"/>
+          </w:tcPr>
+          <w:p>
+            <w:pPr>
+              <w:ind w:left="0"/>
+              <w:rPr>
+                <w:rFonts w:hint="eastAsia"/>
+              </w:rPr>
+            </w:pPr>
+            <w:r>
+              <w:rPr>
+                <w:rFonts w:hint="eastAsia"/>
+              </w:rPr>
+              <w:t>string</w:t>
+            </w:r>
+          </w:p>
+        </w:tc>
+        <w:tc>
+          <w:tcPr>
+            <w:tcW w:w="2841" w:type="dxa"/>
+          </w:tcPr>
+          <w:p>
+            <w:pPr>
+              <w:ind w:left="0"/>
+              <w:rPr>
+                <w:rFonts w:hint="eastAsia"/>
+              </w:rPr>
+            </w:pPr>
+            <w:r>
+              <w:rPr>
+                <w:rFonts w:hint="eastAsia"/>
+              </w:rPr>
+              <w:t>int,long,bool,double,string,timestamp,date,null</w:t>
+            </w:r>
+          </w:p>
+        </w:tc>
+        <w:tc>
+          <w:tcPr>
+            <w:tcW w:w="2841" w:type="dxa"/>
+          </w:tcPr>
+          <w:p>
+            <w:pPr>
+              <w:ind w:left="0"/>
+              <w:rPr>
+                <w:rFonts w:hint="eastAsia"/>
+              </w:rPr>
+            </w:pPr>
+          </w:p>
+        </w:tc>
+      </w:tr>
+      <w:tr>
+        <w:tc>
+          <w:tcPr>
+            <w:tcW w:w="2840" w:type="dxa"/>
+          </w:tcPr>
+          <w:p>
+            <w:pPr>
+              <w:ind w:left="0"/>
+              <w:rPr>
+                <w:rFonts w:hint="eastAsia"/>
+              </w:rPr>
+            </w:pPr>
+            <w:r>
+              <w:rPr>
+                <w:rFonts w:hint="eastAsia"/>
+              </w:rPr>
+              <w:t>timestamp</w:t>
+            </w:r>
+          </w:p>
+        </w:tc>
+        <w:tc>
+          <w:tcPr>
+            <w:tcW w:w="2841" w:type="dxa"/>
+          </w:tcPr>
+          <w:p>
+            <w:pPr>
+              <w:ind w:left="0"/>
+              <w:rPr>
+                <w:rFonts w:hint="eastAsia"/>
+              </w:rPr>
+            </w:pPr>
+            <w:r>
+              <w:rPr>
+                <w:rFonts w:hint="eastAsia"/>
+              </w:rPr>
+              <w:t>string,long</w:t>
+            </w:r>
+          </w:p>
+        </w:tc>
+        <w:tc>
+          <w:tcPr>
+            <w:tcW w:w="2841" w:type="dxa"/>
+          </w:tcPr>
+          <w:p>
+            <w:pPr>
+              <w:ind w:left="0"/>
+              <w:rPr>
+                <w:rFonts w:hint="eastAsia"/>
+              </w:rPr>
+            </w:pPr>
+            <w:r>
+              <w:rPr>
+                <w:rFonts w:hint="eastAsia"/>
+              </w:rPr>
+              <w:t>如果数据是</w:t>
+            </w:r>
+            <w:r>
+              <w:rPr>
+                <w:rFonts w:hint="eastAsia"/>
+              </w:rPr>
+              <w:t>string,</w:t>
+            </w:r>
+            <w:r>
+              <w:rPr>
+                <w:rFonts w:hint="eastAsia"/>
+              </w:rPr>
+              <w:t>如</w:t>
+            </w:r>
+            <w:r>
+              <w:rPr>
+                <w:rFonts w:hint="eastAsia"/>
+              </w:rPr>
+              <w:t xml:space="preserve"> </w:t>
+            </w:r>
+            <w:r>
+              <w:t>“</w:t>
+            </w:r>
+            <w:r>
+              <w:rPr>
+                <w:rFonts w:hint="eastAsia"/>
+              </w:rPr>
+              <w:t>2014-01-01-10.30.00.000000</w:t>
+            </w:r>
+            <w:r>
+              <w:t>”</w:t>
+            </w:r>
+            <w:r>
+              <w:rPr>
+                <w:rFonts w:hint="eastAsia"/>
+              </w:rPr>
+              <w:t xml:space="preserve">, </w:t>
+            </w:r>
+            <w:r>
+              <w:t>“1388543400000”</w:t>
+            </w:r>
+            <w:r>
+              <w:rPr>
+                <w:rFonts w:hint="eastAsia"/>
+              </w:rPr>
+              <w:t>,</w:t>
+            </w:r>
+            <w:r>
+              <w:rPr>
+                <w:rFonts w:hint="eastAsia"/>
+              </w:rPr>
+              <w:t>如果是</w:t>
+            </w:r>
+            <w:r>
+              <w:rPr>
+                <w:rFonts w:hint="eastAsia"/>
+              </w:rPr>
+              <w:t>long,</w:t>
+            </w:r>
+            <w:r>
+              <w:rPr>
+                <w:rFonts w:hint="eastAsia"/>
+              </w:rPr>
+              <w:t>如</w:t>
+            </w:r>
+            <w:r>
+              <w:t>1388543400000</w:t>
+            </w:r>
+            <w:r>
+              <w:rPr>
+                <w:rFonts w:hint="eastAsia"/>
+              </w:rPr>
+              <w:t xml:space="preserve">, </w:t>
+            </w:r>
+            <w:r>
+              <w:rPr>
+                <w:rFonts w:hint="eastAsia"/>
+              </w:rPr>
+              <w:t>这两种格式是正确的</w:t>
+            </w:r>
+            <w:r>
+              <w:rPr>
+                <w:rFonts w:hint="eastAsia"/>
+              </w:rPr>
+              <w:t>,</w:t>
+            </w:r>
+            <w:r>
+              <w:rPr>
+                <w:rFonts w:hint="eastAsia"/>
+              </w:rPr>
+              <w:t>数值代表的是毫秒单位</w:t>
+            </w:r>
+          </w:p>
+        </w:tc>
+      </w:tr>
+      <w:tr>
+        <w:tc>
+          <w:tcPr>
+            <w:tcW w:w="2840" w:type="dxa"/>
+          </w:tcPr>
+          <w:p>
+            <w:pPr>
+              <w:ind w:left="0"/>
+              <w:rPr>
+                <w:rFonts w:hint="eastAsia"/>
+              </w:rPr>
+            </w:pPr>
+            <w:r>
+              <w:rPr>
+                <w:rFonts w:hint="eastAsia"/>
+              </w:rPr>
+              <w:t>date</w:t>
+            </w:r>
+          </w:p>
+        </w:tc>
+        <w:tc>
+          <w:tcPr>
+            <w:tcW w:w="2841" w:type="dxa"/>
+          </w:tcPr>
+          <w:p>
+            <w:pPr>
+              <w:ind w:left="0"/>
+              <w:rPr>
+                <w:rFonts w:hint="eastAsia"/>
+              </w:rPr>
+            </w:pPr>
+            <w:r>
+              <w:rPr>
+                <w:rFonts w:hint="eastAsia"/>
+              </w:rPr>
+              <w:t>string,long</w:t>
+            </w:r>
+          </w:p>
+        </w:tc>
+        <w:tc>
+          <w:tcPr>
+            <w:tcW w:w="2841" w:type="dxa"/>
+          </w:tcPr>
+          <w:p>
+            <w:pPr>
+              <w:ind w:left="0"/>
+              <w:rPr>
+                <w:rFonts w:hint="eastAsia"/>
+              </w:rPr>
+            </w:pPr>
+            <w:r>
+              <w:rPr>
+                <w:rFonts w:hint="eastAsia"/>
+              </w:rPr>
+              <w:t>如果数据是</w:t>
+            </w:r>
+            <w:r>
+              <w:rPr>
+                <w:rFonts w:hint="eastAsia"/>
+              </w:rPr>
+              <w:t>string,</w:t>
+            </w:r>
+            <w:r>
+              <w:rPr>
+                <w:rFonts w:hint="eastAsia"/>
+              </w:rPr>
+              <w:t>如</w:t>
+            </w:r>
+            <w:r>
+              <w:rPr>
+                <w:rFonts w:hint="eastAsia"/>
+              </w:rPr>
+              <w:t xml:space="preserve"> </w:t>
+            </w:r>
+            <w:r>
+              <w:t>“</w:t>
+            </w:r>
+            <w:r>
+              <w:rPr>
+                <w:rFonts w:hint="eastAsia"/>
+              </w:rPr>
+              <w:t>2014-01-01</w:t>
+            </w:r>
+            <w:r>
+              <w:t>”</w:t>
+            </w:r>
+            <w:r>
+              <w:rPr>
+                <w:rFonts w:hint="eastAsia"/>
+              </w:rPr>
+              <w:t xml:space="preserve">, </w:t>
+            </w:r>
+            <w:r>
+              <w:t>“1388543400000”</w:t>
+            </w:r>
+            <w:r>
+              <w:rPr>
+                <w:rFonts w:hint="eastAsia"/>
+              </w:rPr>
+              <w:t>,</w:t>
+            </w:r>
+            <w:r>
+              <w:rPr>
+                <w:rFonts w:hint="eastAsia"/>
+              </w:rPr>
+              <w:t>如果是</w:t>
+            </w:r>
+            <w:r>
+              <w:rPr>
+                <w:rFonts w:hint="eastAsia"/>
+              </w:rPr>
+              <w:t>long,</w:t>
+            </w:r>
+            <w:r>
+              <w:rPr>
+                <w:rFonts w:hint="eastAsia"/>
+              </w:rPr>
+              <w:t>如</w:t>
+            </w:r>
+            <w:r>
+              <w:t>1388543400000</w:t>
+            </w:r>
+            <w:r>
+              <w:rPr>
+                <w:rFonts w:hint="eastAsia"/>
+              </w:rPr>
+              <w:t xml:space="preserve">, </w:t>
+            </w:r>
+            <w:r>
+              <w:rPr>
+                <w:rFonts w:hint="eastAsia"/>
+              </w:rPr>
+              <w:t>这两种格式是正确的</w:t>
+            </w:r>
+            <w:r>
+              <w:rPr>
+                <w:rFonts w:hint="eastAsia"/>
+              </w:rPr>
+              <w:t>,</w:t>
+            </w:r>
+            <w:r>
+              <w:rPr>
+                <w:rFonts w:hint="eastAsia"/>
+              </w:rPr>
+              <w:t>数值代表的是毫秒单位</w:t>
+            </w:r>
+          </w:p>
+        </w:tc>
+      </w:tr>
+      <w:tr>
+        <w:tc>
+          <w:tcPr>
+            <w:tcW w:w="2840" w:type="dxa"/>
+          </w:tcPr>
+          <w:p>
+            <w:pPr>
+              <w:ind w:left="0"/>
+              <w:rPr>
+                <w:rFonts w:hint="eastAsia"/>
+              </w:rPr>
+            </w:pPr>
+            <w:r>
+              <w:rPr>
+                <w:rFonts w:hint="eastAsia"/>
+              </w:rPr>
+              <w:t>null</w:t>
+            </w:r>
+          </w:p>
+        </w:tc>
+        <w:tc>
+          <w:tcPr>
+            <w:tcW w:w="2841" w:type="dxa"/>
+          </w:tcPr>
+          <w:p>
+            <w:pPr>
+              <w:ind w:left="0"/>
+              <w:rPr>
+                <w:rFonts w:hint="eastAsia"/>
+              </w:rPr>
+            </w:pPr>
+            <w:r>
+              <w:rPr>
+                <w:rFonts w:hint="eastAsia"/>
+              </w:rPr>
+              <w:t>string</w:t>
+            </w:r>
+          </w:p>
+        </w:tc>
+        <w:tc>
+          <w:tcPr>
+            <w:tcW w:w="2841" w:type="dxa"/>
+          </w:tcPr>
+          <w:p>
+            <w:pPr>
+              <w:ind w:left="0"/>
+              <w:rPr>
+                <w:rFonts w:hint="eastAsia"/>
+              </w:rPr>
+            </w:pPr>
+            <w:r>
+              <w:rPr>
+                <w:rFonts w:hint="eastAsia"/>
+              </w:rPr>
+              <w:t>如果是</w:t>
+            </w:r>
+            <w:r>
+              <w:rPr>
+                <w:rFonts w:hint="eastAsia"/>
+              </w:rPr>
+              <w:t xml:space="preserve">string, </w:t>
+            </w:r>
+            <w:r>
+              <w:t>“</w:t>
+            </w:r>
+            <w:r>
+              <w:rPr>
+                <w:rFonts w:hint="eastAsia"/>
+              </w:rPr>
+              <w:t>null</w:t>
+            </w:r>
+            <w:r>
+              <w:t>”</w:t>
+            </w:r>
+            <w:r>
+              <w:rPr>
+                <w:rFonts w:hint="eastAsia"/>
+              </w:rPr>
+              <w:t>或</w:t>
+            </w:r>
+            <w:r>
+              <w:rPr>
+                <w:rFonts w:hint="eastAsia"/>
+              </w:rPr>
+              <w:t>null</w:t>
+            </w:r>
+            <w:r>
+              <w:rPr>
+                <w:rFonts w:hint="eastAsia"/>
+              </w:rPr>
+              <w:t>都是可以的</w:t>
+            </w:r>
+            <w:r>
+              <w:rPr>
+                <w:rFonts w:hint="eastAsia"/>
+              </w:rPr>
+              <w:t>,</w:t>
+            </w:r>
+            <w:r>
+              <w:rPr>
+                <w:rFonts w:hint="eastAsia"/>
+              </w:rPr>
+              <w:t>如果指定了数据类型为</w:t>
+            </w:r>
+            <w:r>
+              <w:rPr>
+                <w:rFonts w:hint="eastAsia"/>
+              </w:rPr>
+              <w:t>null,</w:t>
+            </w:r>
+            <w:r>
+              <w:rPr>
+                <w:rFonts w:hint="eastAsia"/>
+              </w:rPr>
+              <w:t>那么无论数据是什么</w:t>
+            </w:r>
+            <w:r>
+              <w:rPr>
+                <w:rFonts w:hint="eastAsia"/>
+              </w:rPr>
+              <w:t>,</w:t>
+            </w:r>
+            <w:r>
+              <w:rPr>
+                <w:rFonts w:hint="eastAsia"/>
+              </w:rPr>
+              <w:t>都是</w:t>
+            </w:r>
+            <w:r>
+              <w:rPr>
+                <w:rFonts w:hint="eastAsia"/>
+              </w:rPr>
+              <w:t>null</w:t>
+            </w:r>
+          </w:p>
+        </w:tc>
+      </w:tr>
+    </w:tbl>
+    <w:p>
+      <w:pPr>
+        <w:rPr>
+          <w:rFonts w:hint="eastAsia"/>
+        </w:rPr>
+      </w:pPr>
+    </w:p>
+    <w:p>
+      <w:pPr>
+        <w:rPr>
+          <w:rFonts w:hint="eastAsia"/>
+        </w:rPr>
+      </w:pPr>
+      <w:r>
+        <w:rPr>
+          <w:rFonts w:hint="eastAsia"/>
+        </w:rPr>
+        <w:t>数据类型优先级</w:t>
+      </w:r>
+      <w:r>
+        <w:rPr>
+          <w:rFonts w:hint="eastAsia"/>
+        </w:rPr>
+        <w:t>:</w:t>
+      </w:r>
+    </w:p>
+    <w:p>
+      <w:pPr>
+        <w:pStyle w:val="ListParagraph"/>
+        <w:numPr>
+          <w:ilvl w:val="0"/>
+          <w:numId w:val="6"/>
+        </w:numPr>
+        <w:ind w:firstLineChars="0"/>
+        <w:rPr>
+          <w:rFonts w:hint="eastAsia"/>
+        </w:rPr>
+      </w:pPr>
+      <w:r>
+        <w:rPr>
+          <w:rFonts w:hint="eastAsia"/>
+        </w:rPr>
+        <w:t>不指定数据类型</w:t>
+      </w:r>
+      <w:r>
+        <w:rPr>
+          <w:rFonts w:hint="eastAsia"/>
+        </w:rPr>
+        <w:t>(</w:t>
+      </w:r>
+      <w:r>
+        <w:rPr>
+          <w:rFonts w:hint="eastAsia"/>
+        </w:rPr>
+        <w:t>不支援特殊数据类型</w:t>
+      </w:r>
+      <w:r>
+        <w:rPr>
+          <w:rFonts w:hint="eastAsia"/>
+        </w:rPr>
+        <w:t xml:space="preserve">): </w:t>
+      </w:r>
+      <w:r>
+        <w:rPr>
+          <w:rFonts w:hint="eastAsia"/>
+        </w:rPr>
+        <w:t>程序自动判断类型</w:t>
+      </w:r>
+      <w:r>
+        <w:rPr>
+          <w:rFonts w:hint="eastAsia"/>
+        </w:rPr>
+        <w:t xml:space="preserve">, </w:t>
+      </w:r>
+      <w:r>
+        <w:rPr>
+          <w:rFonts w:hint="eastAsia"/>
+        </w:rPr>
+        <w:t>优先级是</w:t>
+      </w:r>
+      <w:r>
+        <w:rPr>
+          <w:rFonts w:hint="eastAsia"/>
+        </w:rPr>
+        <w:t>null &gt; bool &gt; int &gt; double &gt;long &gt; string</w:t>
+      </w:r>
+    </w:p>
+    <w:p>
+      <w:pPr>
+        <w:pStyle w:val="ListParagraph"/>
+        <w:numPr>
+          <w:ilvl w:val="0"/>
+          <w:numId w:val="6"/>
+        </w:numPr>
+        <w:ind w:firstLineChars="0"/>
+        <w:rPr>
+          <w:rFonts w:hint="eastAsia"/>
+        </w:rPr>
+      </w:pPr>
+      <w:r>
+        <w:rPr>
+          <w:rFonts w:hint="eastAsia"/>
+        </w:rPr>
+        <w:lastRenderedPageBreak/>
+        <w:t>指定数据类型</w:t>
+      </w:r>
+      <w:r>
+        <w:rPr>
+          <w:rFonts w:hint="eastAsia"/>
+        </w:rPr>
+        <w:t xml:space="preserve">: </w:t>
+      </w:r>
+      <w:r>
+        <w:rPr>
+          <w:rFonts w:hint="eastAsia"/>
+        </w:rPr>
+        <w:t>优先级是</w:t>
+      </w:r>
+      <w:r>
+        <w:rPr>
+          <w:rFonts w:hint="eastAsia"/>
+        </w:rPr>
+        <w:t xml:space="preserve"> </w:t>
+      </w:r>
+      <w:r>
+        <w:rPr>
+          <w:rFonts w:hint="eastAsia"/>
+        </w:rPr>
+        <w:t>指定的类型</w:t>
+      </w:r>
+      <w:r>
+        <w:rPr>
+          <w:rFonts w:hint="eastAsia"/>
+        </w:rPr>
+        <w:t xml:space="preserve"> &gt; </w:t>
+      </w:r>
+      <w:r>
+        <w:rPr>
+          <w:rFonts w:hint="eastAsia"/>
+        </w:rPr>
+        <w:t>支援</w:t>
+      </w:r>
+      <w:r>
+        <w:rPr>
+          <w:rFonts w:hint="eastAsia"/>
+        </w:rPr>
+        <w:t>的类型</w:t>
+      </w:r>
+      <w:r>
+        <w:rPr>
+          <w:rFonts w:hint="eastAsia"/>
+        </w:rPr>
+        <w:t>(</w:t>
+      </w:r>
+      <w:r>
+        <w:rPr>
+          <w:rFonts w:hint="eastAsia"/>
+        </w:rPr>
+        <w:t>参考指定的类型与数据表格</w:t>
+      </w:r>
+      <w:r>
+        <w:rPr>
+          <w:rFonts w:hint="eastAsia"/>
+        </w:rPr>
+        <w:t>) &gt; null</w:t>
+      </w:r>
+    </w:p>
+    <w:p>
+      <w:pPr>
+        <w:pStyle w:val="ListParagraph"/>
+        <w:numPr>
+          <w:ilvl w:val="0"/>
+          <w:numId w:val="6"/>
+        </w:numPr>
+        <w:ind w:firstLineChars="0"/>
+        <w:rPr>
+          <w:rFonts w:hint="eastAsia"/>
+        </w:rPr>
+      </w:pPr>
+      <w:r>
+        <w:rPr>
+          <w:rFonts w:hint="eastAsia"/>
+        </w:rPr>
+        <w:t>指定数据类型</w:t>
+      </w:r>
+      <w:r>
+        <w:rPr>
+          <w:rFonts w:hint="eastAsia"/>
+        </w:rPr>
+        <w:t>,</w:t>
+      </w:r>
+      <w:r>
+        <w:rPr>
+          <w:rFonts w:hint="eastAsia"/>
+        </w:rPr>
+        <w:t>并且带默认值</w:t>
+      </w:r>
+      <w:r>
+        <w:rPr>
+          <w:rFonts w:hint="eastAsia"/>
+        </w:rPr>
+        <w:t xml:space="preserve">: </w:t>
+      </w:r>
+      <w:r>
+        <w:rPr>
+          <w:rFonts w:hint="eastAsia"/>
+        </w:rPr>
+        <w:t>优先级是</w:t>
+      </w:r>
+      <w:r>
+        <w:rPr>
+          <w:rFonts w:hint="eastAsia"/>
+        </w:rPr>
+        <w:t xml:space="preserve"> </w:t>
+      </w:r>
+      <w:r>
+        <w:rPr>
+          <w:rFonts w:hint="eastAsia"/>
+        </w:rPr>
+        <w:t>指定的类型</w:t>
+      </w:r>
+      <w:r>
+        <w:rPr>
+          <w:rFonts w:hint="eastAsia"/>
+        </w:rPr>
+        <w:t xml:space="preserve"> &gt; </w:t>
+      </w:r>
+      <w:r>
+        <w:rPr>
+          <w:rFonts w:hint="eastAsia"/>
+        </w:rPr>
+        <w:t>支援的类型</w:t>
+      </w:r>
+      <w:r>
+        <w:rPr>
+          <w:rFonts w:hint="eastAsia"/>
+        </w:rPr>
+        <w:t>(</w:t>
+      </w:r>
+      <w:r>
+        <w:rPr>
+          <w:rFonts w:hint="eastAsia"/>
+        </w:rPr>
+        <w:t>参考指定的类型与数据表格</w:t>
+      </w:r>
+      <w:r>
+        <w:rPr>
+          <w:rFonts w:hint="eastAsia"/>
+        </w:rPr>
+        <w:t xml:space="preserve">) &gt; </w:t>
+      </w:r>
+      <w:r>
+        <w:rPr>
+          <w:rFonts w:hint="eastAsia"/>
+        </w:rPr>
+        <w:t>默认值</w:t>
+      </w:r>
+      <w:r>
+        <w:rPr>
+          <w:rFonts w:hint="eastAsia"/>
+        </w:rPr>
+        <w:t xml:space="preserve"> &gt; null</w:t>
+      </w:r>
+    </w:p>
+    <w:p>
+      <w:pPr>
+        <w:rPr>
+          <w:rFonts w:hint="eastAsia"/>
+        </w:rPr>
+      </w:pPr>
+    </w:p>
+    <w:p>
+      <w:pPr>
+        <w:pStyle w:val="Heading2"/>
+        <w:rPr>
+          <w:b w:val="0"/>
+        </w:rPr>
+      </w:pPr>
+      <w:r>
+        <w:rPr>
+          <w:rFonts w:hint="eastAsia"/>
+          <w:b w:val="0"/>
+        </w:rPr>
+        <w:t>Story</w:t>
+      </w:r>
+      <w:r>
+        <w:rPr>
+          <w:rFonts w:hint="eastAsia"/>
+          <w:b w:val="0"/>
+        </w:rPr>
+        <w:t>约束和依赖</w:t>
+      </w:r>
+    </w:p>
+    <w:p>
+      <w:pPr>
+        <w:pStyle w:val="Heading2"/>
+        <w:rPr>
+          <w:b w:val="0"/>
+        </w:rPr>
+      </w:pPr>
+      <w:r>
+        <w:rPr>
+          <w:rFonts w:hint="eastAsia"/>
+          <w:b w:val="0"/>
+        </w:rPr>
+        <w:t xml:space="preserve">Story </w:t>
+      </w:r>
+      <w:r>
+        <w:rPr>
+          <w:rFonts w:hint="eastAsia"/>
+          <w:b w:val="0"/>
+        </w:rPr>
+        <w:t>简单设计</w:t>
+      </w:r>
+    </w:p>
+    <w:p>
+      <w:pPr>
         <w:pStyle w:val="Heading3"/>
-      </w:pPr>
-      <w:r>
-        <w:rPr>
-          <w:rFonts w:hint="eastAsia"/>
+        <w:rPr>
+          <w:b w:val="0"/>
+        </w:rPr>
+      </w:pPr>
+      <w:r>
+        <w:rPr>
+          <w:rFonts w:hint="eastAsia"/>
+          <w:b w:val="0"/>
+        </w:rPr>
+        <w:t>相关模块架构图</w:t>
+      </w:r>
+    </w:p>
+    <w:p>
+      <w:pPr>
+        <w:pStyle w:val="Heading3"/>
+        <w:rPr>
+          <w:b w:val="0"/>
+        </w:rPr>
+      </w:pPr>
+      <w:r>
+        <w:rPr>
+          <w:rFonts w:hint="eastAsia"/>
+          <w:b w:val="0"/>
         </w:rPr>
         <w:t>主要操作流程</w:t>
       </w:r>
@@ -3566,10 +5072,14 @@
     <w:p>
       <w:pPr>
         <w:pStyle w:val="Heading2"/>
-      </w:pPr>
-      <w:r>
-        <w:rPr>
-          <w:rFonts w:hint="eastAsia"/>
+        <w:rPr>
+          <w:b w:val="0"/>
+        </w:rPr>
+      </w:pPr>
+      <w:r>
+        <w:rPr>
+          <w:rFonts w:hint="eastAsia"/>
+          <w:b w:val="0"/>
         </w:rPr>
         <w:t>遗留问题</w:t>
       </w:r>
@@ -3594,14 +5104,10 @@
           <w:p>
             <w:pPr>
               <w:ind w:left="0"/>
-              <w:rPr>
-                <w:b/>
-              </w:rPr>
-            </w:pPr>
-            <w:r>
-              <w:rPr>
-                <w:rFonts w:hint="eastAsia"/>
-                <w:b/>
+            </w:pPr>
+            <w:r>
+              <w:rPr>
+                <w:rFonts w:hint="eastAsia"/>
               </w:rPr>
               <w:t>编号</w:t>
             </w:r>
@@ -3614,14 +5120,10 @@
           <w:p>
             <w:pPr>
               <w:ind w:left="0"/>
-              <w:rPr>
-                <w:b/>
-              </w:rPr>
-            </w:pPr>
-            <w:r>
-              <w:rPr>
-                <w:rFonts w:hint="eastAsia"/>
-                <w:b/>
+            </w:pPr>
+            <w:r>
+              <w:rPr>
+                <w:rFonts w:hint="eastAsia"/>
               </w:rPr>
               <w:t>标题</w:t>
             </w:r>
@@ -3634,14 +5136,10 @@
           <w:p>
             <w:pPr>
               <w:ind w:left="0"/>
-              <w:rPr>
-                <w:b/>
-              </w:rPr>
-            </w:pPr>
-            <w:r>
-              <w:rPr>
-                <w:rFonts w:hint="eastAsia"/>
-                <w:b/>
+            </w:pPr>
+            <w:r>
+              <w:rPr>
+                <w:rFonts w:hint="eastAsia"/>
               </w:rPr>
               <w:t>描述</w:t>
             </w:r>
@@ -3715,22 +5213,28 @@
     <w:p>
       <w:pPr>
         <w:pStyle w:val="Heading2"/>
-      </w:pPr>
-      <w:r>
-        <w:rPr>
-          <w:rFonts w:hint="eastAsia"/>
+        <w:rPr>
+          <w:b w:val="0"/>
+        </w:rPr>
+      </w:pPr>
+      <w:r>
+        <w:rPr>
+          <w:rFonts w:hint="eastAsia"/>
+          <w:b w:val="0"/>
         </w:rPr>
         <w:t>验收</w:t>
       </w:r>
       <w:r>
         <w:rPr>
           <w:rFonts w:hint="eastAsia"/>
+          <w:b w:val="0"/>
         </w:rPr>
         <w:t>测试</w:t>
       </w:r>
       <w:r>
         <w:rPr>
           <w:rFonts w:hint="eastAsia"/>
+          <w:b w:val="0"/>
         </w:rPr>
         <w:t>用例</w:t>
       </w:r>
@@ -3757,14 +5261,10 @@
           <w:p>
             <w:pPr>
               <w:ind w:left="0"/>
-              <w:rPr>
-                <w:b/>
-              </w:rPr>
-            </w:pPr>
-            <w:r>
-              <w:rPr>
-                <w:rFonts w:hint="eastAsia"/>
-                <w:b/>
+            </w:pPr>
+            <w:r>
+              <w:rPr>
+                <w:rFonts w:hint="eastAsia"/>
               </w:rPr>
               <w:t>用例编号</w:t>
             </w:r>
@@ -3778,14 +5278,10 @@
           <w:p>
             <w:pPr>
               <w:ind w:left="0"/>
-              <w:rPr>
-                <w:b/>
-              </w:rPr>
-            </w:pPr>
-            <w:r>
-              <w:rPr>
-                <w:rFonts w:hint="eastAsia"/>
-                <w:b/>
+            </w:pPr>
+            <w:r>
+              <w:rPr>
+                <w:rFonts w:hint="eastAsia"/>
               </w:rPr>
               <w:t>用例名称</w:t>
             </w:r>
@@ -3799,14 +5295,10 @@
           <w:p>
             <w:pPr>
               <w:ind w:left="0"/>
-              <w:rPr>
-                <w:b/>
-              </w:rPr>
-            </w:pPr>
-            <w:r>
-              <w:rPr>
-                <w:rFonts w:hint="eastAsia"/>
-                <w:b/>
+            </w:pPr>
+            <w:r>
+              <w:rPr>
+                <w:rFonts w:hint="eastAsia"/>
               </w:rPr>
               <w:t>用例操作步骤</w:t>
             </w:r>
@@ -3820,14 +5312,10 @@
           <w:p>
             <w:pPr>
               <w:ind w:left="0"/>
-              <w:rPr>
-                <w:b/>
-              </w:rPr>
-            </w:pPr>
-            <w:r>
-              <w:rPr>
-                <w:rFonts w:hint="eastAsia"/>
-                <w:b/>
+            </w:pPr>
+            <w:r>
+              <w:rPr>
+                <w:rFonts w:hint="eastAsia"/>
               </w:rPr>
               <w:t>期望结果</w:t>
             </w:r>
@@ -4291,6 +5779,95 @@
       </w:pPr>
     </w:lvl>
   </w:abstractNum>
+  <w:abstractNum w:abstractNumId="4">
+    <w:nsid w:val="5EC3205C"/>
+    <w:multiLevelType w:val="hybridMultilevel"/>
+    <w:tmpl w:val="C6C28074"/>
+    <w:lvl w:ilvl="0" w:tplc="BBBCD0BE">
+      <w:start w:val="1"/>
+      <w:numFmt w:val="decimal"/>
+      <w:lvlText w:val="%1."/>
+      <w:lvlJc w:val="left"/>
+      <w:pPr>
+        <w:ind w:left="717" w:hanging="360"/>
+      </w:pPr>
+      <w:rPr>
+        <w:rFonts w:hint="default"/>
+      </w:rPr>
+    </w:lvl>
+    <w:lvl w:ilvl="1" w:tplc="04090019" w:tentative="1">
+      <w:start w:val="1"/>
+      <w:numFmt w:val="lowerLetter"/>
+      <w:lvlText w:val="%2)"/>
+      <w:lvlJc w:val="left"/>
+      <w:pPr>
+        <w:ind w:left="1197" w:hanging="420"/>
+      </w:pPr>
+    </w:lvl>
+    <w:lvl w:ilvl="2" w:tplc="0409001B" w:tentative="1">
+      <w:start w:val="1"/>
+      <w:numFmt w:val="lowerRoman"/>
+      <w:lvlText w:val="%3."/>
+      <w:lvlJc w:val="right"/>
+      <w:pPr>
+        <w:ind w:left="1617" w:hanging="420"/>
+      </w:pPr>
+    </w:lvl>
+    <w:lvl w:ilvl="3" w:tplc="0409000F" w:tentative="1">
+      <w:start w:val="1"/>
+      <w:numFmt w:val="decimal"/>
+      <w:lvlText w:val="%4."/>
+      <w:lvlJc w:val="left"/>
+      <w:pPr>
+        <w:ind w:left="2037" w:hanging="420"/>
+      </w:pPr>
+    </w:lvl>
+    <w:lvl w:ilvl="4" w:tplc="04090019" w:tentative="1">
+      <w:start w:val="1"/>
+      <w:numFmt w:val="lowerLetter"/>
+      <w:lvlText w:val="%5)"/>
+      <w:lvlJc w:val="left"/>
+      <w:pPr>
+        <w:ind w:left="2457" w:hanging="420"/>
+      </w:pPr>
+    </w:lvl>
+    <w:lvl w:ilvl="5" w:tplc="0409001B" w:tentative="1">
+      <w:start w:val="1"/>
+      <w:numFmt w:val="lowerRoman"/>
+      <w:lvlText w:val="%6."/>
+      <w:lvlJc w:val="right"/>
+      <w:pPr>
+        <w:ind w:left="2877" w:hanging="420"/>
+      </w:pPr>
+    </w:lvl>
+    <w:lvl w:ilvl="6" w:tplc="0409000F" w:tentative="1">
+      <w:start w:val="1"/>
+      <w:numFmt w:val="decimal"/>
+      <w:lvlText w:val="%7."/>
+      <w:lvlJc w:val="left"/>
+      <w:pPr>
+        <w:ind w:left="3297" w:hanging="420"/>
+      </w:pPr>
+    </w:lvl>
+    <w:lvl w:ilvl="7" w:tplc="04090019" w:tentative="1">
+      <w:start w:val="1"/>
+      <w:numFmt w:val="lowerLetter"/>
+      <w:lvlText w:val="%8)"/>
+      <w:lvlJc w:val="left"/>
+      <w:pPr>
+        <w:ind w:left="3717" w:hanging="420"/>
+      </w:pPr>
+    </w:lvl>
+    <w:lvl w:ilvl="8" w:tplc="0409001B" w:tentative="1">
+      <w:start w:val="1"/>
+      <w:numFmt w:val="lowerRoman"/>
+      <w:lvlText w:val="%9."/>
+      <w:lvlJc w:val="right"/>
+      <w:pPr>
+        <w:ind w:left="4137" w:hanging="420"/>
+      </w:pPr>
+    </w:lvl>
+  </w:abstractNum>
   <w:num w:numId="1">
     <w:abstractNumId w:val="1"/>
   </w:num>
@@ -4305,6 +5882,9 @@
   </w:num>
   <w:num w:numId="5">
     <w:abstractNumId w:val="0"/>
+  </w:num>
+  <w:num w:numId="6">
+    <w:abstractNumId w:val="4"/>
   </w:num>
 </w:numbering>
 </file>

--- a/internal_doc/03.开发设计/Story-sdbimprt.docx
+++ b/internal_doc/03.开发设计/Story-sdbimprt.docx
@@ -106,9 +106,6 @@
           <w:p>
             <w:pPr>
               <w:ind w:left="0"/>
-              <w:rPr>
-                <w:rFonts w:hint="eastAsia"/>
-              </w:rPr>
             </w:pPr>
             <w:r>
               <w:rPr>
@@ -3563,11 +3560,6 @@
     </w:tbl>
     <w:p/>
     <w:p>
-      <w:pPr>
-        <w:rPr>
-          <w:rFonts w:hint="eastAsia"/>
-        </w:rPr>
-      </w:pPr>
       <w:r>
         <w:rPr>
           <w:rFonts w:hint="eastAsia"/>
@@ -3594,11 +3586,6 @@
       </w:r>
     </w:p>
     <w:p>
-      <w:pPr>
-        <w:rPr>
-          <w:rFonts w:hint="eastAsia"/>
-        </w:rPr>
-      </w:pPr>
       <w:r>
         <w:rPr>
           <w:rFonts w:hint="eastAsia"/>
@@ -3613,11 +3600,6 @@
       </w:r>
     </w:p>
     <w:p>
-      <w:pPr>
-        <w:rPr>
-          <w:rFonts w:hint="eastAsia"/>
-        </w:rPr>
-      </w:pPr>
       <w:r>
         <w:rPr>
           <w:rFonts w:hint="eastAsia"/>
@@ -3644,11 +3626,6 @@
       </w:r>
     </w:p>
     <w:p>
-      <w:pPr>
-        <w:rPr>
-          <w:rFonts w:hint="eastAsia"/>
-        </w:rPr>
-      </w:pPr>
       <w:r>
         <w:rPr>
           <w:rFonts w:hint="eastAsia"/>
@@ -3663,11 +3640,6 @@
       </w:r>
     </w:p>
     <w:p>
-      <w:pPr>
-        <w:rPr>
-          <w:rFonts w:hint="eastAsia"/>
-        </w:rPr>
-      </w:pPr>
       <w:r>
         <w:rPr>
           <w:rFonts w:hint="eastAsia"/>
@@ -3700,11 +3672,6 @@
       </w:r>
     </w:p>
     <w:p>
-      <w:pPr>
-        <w:rPr>
-          <w:rFonts w:hint="eastAsia"/>
-        </w:rPr>
-      </w:pPr>
       <w:r>
         <w:rPr>
           <w:rFonts w:hint="eastAsia"/>
@@ -3743,11 +3710,6 @@
       </w:r>
     </w:p>
     <w:p>
-      <w:pPr>
-        <w:rPr>
-          <w:rFonts w:hint="eastAsia"/>
-        </w:rPr>
-      </w:pPr>
       <w:r>
         <w:rPr>
           <w:rFonts w:hint="eastAsia"/>
@@ -3781,9 +3743,6 @@
           <w:p>
             <w:pPr>
               <w:ind w:left="0"/>
-              <w:rPr>
-                <w:rFonts w:hint="eastAsia"/>
-              </w:rPr>
             </w:pPr>
             <w:r>
               <w:rPr>
@@ -3800,9 +3759,6 @@
           <w:p>
             <w:pPr>
               <w:ind w:left="0"/>
-              <w:rPr>
-                <w:rFonts w:hint="eastAsia"/>
-              </w:rPr>
             </w:pPr>
             <w:r>
               <w:rPr>
@@ -3819,9 +3775,6 @@
           <w:p>
             <w:pPr>
               <w:ind w:left="0"/>
-              <w:rPr>
-                <w:rFonts w:hint="eastAsia"/>
-              </w:rPr>
             </w:pPr>
             <w:r>
               <w:rPr>
@@ -3840,9 +3793,6 @@
           <w:p>
             <w:pPr>
               <w:ind w:left="0"/>
-              <w:rPr>
-                <w:rFonts w:hint="eastAsia"/>
-              </w:rPr>
             </w:pPr>
             <w:r>
               <w:rPr>
@@ -3859,9 +3809,6 @@
           <w:p>
             <w:pPr>
               <w:ind w:left="0"/>
-              <w:rPr>
-                <w:rFonts w:hint="eastAsia"/>
-              </w:rPr>
             </w:pPr>
             <w:r>
               <w:t>int,string,</w:t>
@@ -3881,9 +3828,6 @@
           <w:p>
             <w:pPr>
               <w:ind w:left="0"/>
-              <w:rPr>
-                <w:rFonts w:hint="eastAsia"/>
-              </w:rPr>
             </w:pPr>
             <w:r>
               <w:rPr>
@@ -3919,9 +3863,6 @@
           <w:p>
             <w:pPr>
               <w:ind w:left="0"/>
-              <w:rPr>
-                <w:rFonts w:hint="eastAsia"/>
-              </w:rPr>
             </w:pPr>
             <w:r>
               <w:rPr>
@@ -3952,9 +3893,6 @@
           <w:p>
             <w:pPr>
               <w:ind w:left="0"/>
-              <w:rPr>
-                <w:rFonts w:hint="eastAsia"/>
-              </w:rPr>
             </w:pPr>
             <w:r>
               <w:rPr>
@@ -3971,9 +3909,6 @@
           <w:p>
             <w:pPr>
               <w:ind w:left="0"/>
-              <w:rPr>
-                <w:rFonts w:hint="eastAsia"/>
-              </w:rPr>
             </w:pPr>
             <w:r>
               <w:rPr>
@@ -3990,9 +3925,6 @@
           <w:p>
             <w:pPr>
               <w:ind w:left="0"/>
-              <w:rPr>
-                <w:rFonts w:hint="eastAsia"/>
-              </w:rPr>
             </w:pPr>
             <w:r>
               <w:rPr>
@@ -4028,9 +3960,6 @@
           <w:p>
             <w:pPr>
               <w:ind w:left="0"/>
-              <w:rPr>
-                <w:rFonts w:hint="eastAsia"/>
-              </w:rPr>
             </w:pPr>
             <w:r>
               <w:rPr>
@@ -4061,9 +3990,6 @@
           <w:p>
             <w:pPr>
               <w:ind w:left="0"/>
-              <w:rPr>
-                <w:rFonts w:hint="eastAsia"/>
-              </w:rPr>
             </w:pPr>
             <w:r>
               <w:rPr>
@@ -4089,9 +4015,6 @@
           <w:p>
             <w:pPr>
               <w:ind w:left="0"/>
-              <w:rPr>
-                <w:rFonts w:hint="eastAsia"/>
-              </w:rPr>
             </w:pPr>
             <w:r>
               <w:rPr>
@@ -4108,9 +4031,6 @@
           <w:p>
             <w:pPr>
               <w:ind w:left="0"/>
-              <w:rPr>
-                <w:rFonts w:hint="eastAsia"/>
-              </w:rPr>
             </w:pPr>
             <w:r>
               <w:rPr>
@@ -4189,9 +4109,6 @@
           <w:p>
             <w:pPr>
               <w:ind w:left="0"/>
-              <w:rPr>
-                <w:rFonts w:hint="eastAsia"/>
-              </w:rPr>
             </w:pPr>
             <w:r>
               <w:rPr>
@@ -4208,9 +4125,6 @@
           <w:p>
             <w:pPr>
               <w:ind w:left="0"/>
-              <w:rPr>
-                <w:rFonts w:hint="eastAsia"/>
-              </w:rPr>
             </w:pPr>
             <w:r>
               <w:rPr>
@@ -4227,9 +4141,6 @@
           <w:p>
             <w:pPr>
               <w:ind w:left="0"/>
-              <w:rPr>
-                <w:rFonts w:hint="eastAsia"/>
-              </w:rPr>
             </w:pPr>
           </w:p>
         </w:tc>
@@ -4242,9 +4153,6 @@
           <w:p>
             <w:pPr>
               <w:ind w:left="0"/>
-              <w:rPr>
-                <w:rFonts w:hint="eastAsia"/>
-              </w:rPr>
             </w:pPr>
             <w:r>
               <w:rPr>
@@ -4261,9 +4169,6 @@
           <w:p>
             <w:pPr>
               <w:ind w:left="0"/>
-              <w:rPr>
-                <w:rFonts w:hint="eastAsia"/>
-              </w:rPr>
             </w:pPr>
             <w:r>
               <w:rPr>
@@ -4280,9 +4185,6 @@
           <w:p>
             <w:pPr>
               <w:ind w:left="0"/>
-              <w:rPr>
-                <w:rFonts w:hint="eastAsia"/>
-              </w:rPr>
             </w:pPr>
           </w:p>
         </w:tc>
@@ -4295,9 +4197,6 @@
           <w:p>
             <w:pPr>
               <w:ind w:left="0"/>
-              <w:rPr>
-                <w:rFonts w:hint="eastAsia"/>
-              </w:rPr>
             </w:pPr>
             <w:r>
               <w:rPr>
@@ -4314,9 +4213,6 @@
           <w:p>
             <w:pPr>
               <w:ind w:left="0"/>
-              <w:rPr>
-                <w:rFonts w:hint="eastAsia"/>
-              </w:rPr>
             </w:pPr>
             <w:r>
               <w:rPr>
@@ -4333,9 +4229,6 @@
           <w:p>
             <w:pPr>
               <w:ind w:left="0"/>
-              <w:rPr>
-                <w:rFonts w:hint="eastAsia"/>
-              </w:rPr>
             </w:pPr>
             <w:r>
               <w:rPr>
@@ -4444,9 +4337,6 @@
           <w:p>
             <w:pPr>
               <w:ind w:left="0"/>
-              <w:rPr>
-                <w:rFonts w:hint="eastAsia"/>
-              </w:rPr>
             </w:pPr>
             <w:r>
               <w:rPr>
@@ -4463,9 +4353,6 @@
           <w:p>
             <w:pPr>
               <w:ind w:left="0"/>
-              <w:rPr>
-                <w:rFonts w:hint="eastAsia"/>
-              </w:rPr>
             </w:pPr>
             <w:r>
               <w:rPr>
@@ -4482,9 +4369,6 @@
           <w:p>
             <w:pPr>
               <w:ind w:left="0"/>
-              <w:rPr>
-                <w:rFonts w:hint="eastAsia"/>
-              </w:rPr>
             </w:pPr>
             <w:r>
               <w:rPr>
@@ -4529,7 +4413,10 @@
               <w:t xml:space="preserve">, </w:t>
             </w:r>
             <w:r>
-              <w:t>“1388543400000”</w:t>
+              <w:t>“1388543400</w:t>
+            </w:r>
+            <w:r>
+              <w:t>”</w:t>
             </w:r>
             <w:r>
               <w:rPr>
@@ -4556,7 +4443,7 @@
               <w:t>如</w:t>
             </w:r>
             <w:r>
-              <w:t>1388543400000</w:t>
+              <w:t>1388543400</w:t>
             </w:r>
             <w:r>
               <w:rPr>
@@ -4580,7 +4467,13 @@
               <w:rPr>
                 <w:rFonts w:hint="eastAsia"/>
               </w:rPr>
-              <w:t>数值代表的是毫秒单位</w:t>
+              <w:t>数值代表的</w:t>
+            </w:r>
+            <w:r>
+              <w:rPr>
+                <w:rFonts w:hint="eastAsia"/>
+              </w:rPr>
+              <w:t>毫秒单位</w:t>
             </w:r>
           </w:p>
         </w:tc>
@@ -4593,9 +4486,6 @@
           <w:p>
             <w:pPr>
               <w:ind w:left="0"/>
-              <w:rPr>
-                <w:rFonts w:hint="eastAsia"/>
-              </w:rPr>
             </w:pPr>
             <w:r>
               <w:rPr>
@@ -4612,9 +4502,6 @@
           <w:p>
             <w:pPr>
               <w:ind w:left="0"/>
-              <w:rPr>
-                <w:rFonts w:hint="eastAsia"/>
-              </w:rPr>
             </w:pPr>
             <w:r>
               <w:rPr>
@@ -4631,63 +4518,12 @@
           <w:p>
             <w:pPr>
               <w:ind w:left="0"/>
-              <w:rPr>
-                <w:rFonts w:hint="eastAsia"/>
-              </w:rPr>
-            </w:pPr>
-            <w:r>
-              <w:rPr>
-                <w:rFonts w:hint="eastAsia"/>
-              </w:rPr>
-              <w:t>如果是</w:t>
-            </w:r>
-            <w:r>
-              <w:rPr>
-                <w:rFonts w:hint="eastAsia"/>
-              </w:rPr>
-              <w:t xml:space="preserve">string, </w:t>
-            </w:r>
-            <w:r>
-              <w:t>“</w:t>
-            </w:r>
-            <w:r>
-              <w:rPr>
-                <w:rFonts w:hint="eastAsia"/>
-              </w:rPr>
-              <w:t>null</w:t>
-            </w:r>
-            <w:r>
-              <w:t>”</w:t>
-            </w:r>
-            <w:r>
-              <w:rPr>
-                <w:rFonts w:hint="eastAsia"/>
-              </w:rPr>
-              <w:t>或</w:t>
-            </w:r>
-            <w:r>
-              <w:rPr>
-                <w:rFonts w:hint="eastAsia"/>
-              </w:rPr>
-              <w:t>null</w:t>
-            </w:r>
-            <w:r>
-              <w:rPr>
-                <w:rFonts w:hint="eastAsia"/>
-              </w:rPr>
-              <w:t>都是可以的</w:t>
-            </w:r>
-            <w:r>
-              <w:rPr>
-                <w:rFonts w:hint="eastAsia"/>
-              </w:rPr>
-              <w:t>,</w:t>
-            </w:r>
-            <w:r>
-              <w:rPr>
-                <w:rFonts w:hint="eastAsia"/>
-              </w:rPr>
-              <w:t>如果指定了数据类型为</w:t>
+            </w:pPr>
+            <w:r>
+              <w:rPr>
+                <w:rFonts w:hint="eastAsia"/>
+              </w:rPr>
+              <w:t>指定了数据类型为</w:t>
             </w:r>
             <w:r>
               <w:rPr>
@@ -4723,19 +4559,8 @@
         </w:tc>
       </w:tr>
     </w:tbl>
+    <w:p/>
     <w:p>
-      <w:pPr>
-        <w:rPr>
-          <w:rFonts w:hint="eastAsia"/>
-        </w:rPr>
-      </w:pPr>
-    </w:p>
-    <w:p>
-      <w:pPr>
-        <w:rPr>
-          <w:rFonts w:hint="eastAsia"/>
-        </w:rPr>
-      </w:pPr>
       <w:r>
         <w:rPr>
           <w:rFonts w:hint="eastAsia"/>
@@ -4757,9 +4582,6 @@
           <w:numId w:val="6"/>
         </w:numPr>
         <w:ind w:firstLineChars="0"/>
-        <w:rPr>
-          <w:rFonts w:hint="eastAsia"/>
-        </w:rPr>
       </w:pPr>
       <w:r>
         <w:rPr>
@@ -4818,15 +4640,11 @@
           <w:numId w:val="6"/>
         </w:numPr>
         <w:ind w:firstLineChars="0"/>
-        <w:rPr>
-          <w:rFonts w:hint="eastAsia"/>
-        </w:rPr>
       </w:pPr>
       <w:r>
         <w:rPr>
           <w:rFonts w:hint="eastAsia"/>
         </w:rPr>
-        <w:lastRenderedPageBreak/>
         <w:t>指定数据类型</w:t>
       </w:r>
       <w:r>
@@ -4898,9 +4716,6 @@
           <w:numId w:val="6"/>
         </w:numPr>
         <w:ind w:firstLineChars="0"/>
-        <w:rPr>
-          <w:rFonts w:hint="eastAsia"/>
-        </w:rPr>
       </w:pPr>
       <w:r>
         <w:rPr>
@@ -4966,7 +4781,14 @@
         <w:rPr>
           <w:rFonts w:hint="eastAsia"/>
         </w:rPr>
-        <w:t>参考指定的类型与数据表格</w:t>
+        <w:t>参考指定的类</w:t>
+      </w:r>
+      <w:r>
+        <w:rPr>
+          <w:rFonts w:hint="eastAsia"/>
+        </w:rPr>
+        <w:lastRenderedPageBreak/>
+        <w:t>型与数据表格</w:t>
       </w:r>
       <w:r>
         <w:rPr>
@@ -4987,13 +4809,7 @@
         <w:t xml:space="preserve"> &gt; null</w:t>
       </w:r>
     </w:p>
-    <w:p>
-      <w:pPr>
-        <w:rPr>
-          <w:rFonts w:hint="eastAsia"/>
-        </w:rPr>
-      </w:pPr>
-    </w:p>
+    <w:p/>
     <w:p>
       <w:pPr>
         <w:pStyle w:val="Heading2"/>

--- a/internal_doc/03.开发设计/Story-sdbimprt.docx
+++ b/internal_doc/03.开发设计/Story-sdbimprt.docx
@@ -2198,6 +2198,7 @@
     <w:p>
       <w:pPr>
         <w:rPr>
+          <w:rFonts w:hint="eastAsia"/>
           <w:kern w:val="0"/>
           <w:sz w:val="20"/>
           <w:szCs w:val="20"/>
@@ -2372,6 +2373,98 @@
           <w:szCs w:val="20"/>
         </w:rPr>
         <w:t>模式。</w:t>
+      </w:r>
+    </w:p>
+    <w:p>
+      <w:pPr>
+        <w:rPr>
+          <w:rFonts w:hint="eastAsia"/>
+          <w:kern w:val="0"/>
+          <w:sz w:val="20"/>
+          <w:szCs w:val="20"/>
+        </w:rPr>
+      </w:pPr>
+    </w:p>
+    <w:p>
+      <w:pPr>
+        <w:rPr>
+          <w:rFonts w:hint="eastAsia"/>
+          <w:kern w:val="0"/>
+          <w:sz w:val="20"/>
+          <w:szCs w:val="20"/>
+        </w:rPr>
+      </w:pPr>
+      <w:r>
+        <w:rPr>
+          <w:rFonts w:hint="eastAsia"/>
+          <w:kern w:val="0"/>
+          <w:sz w:val="20"/>
+          <w:szCs w:val="20"/>
+        </w:rPr>
+        <w:t>注意</w:t>
+      </w:r>
+      <w:r>
+        <w:rPr>
+          <w:rFonts w:hint="eastAsia"/>
+          <w:kern w:val="0"/>
+          <w:sz w:val="20"/>
+          <w:szCs w:val="20"/>
+        </w:rPr>
+        <w:t xml:space="preserve">: </w:t>
+      </w:r>
+      <w:r>
+        <w:rPr>
+          <w:rFonts w:ascii="宋体" w:eastAsia="宋体" w:hAnsi="宋体" w:cs="宋体"/>
+          <w:kern w:val="0"/>
+          <w:sz w:val="20"/>
+          <w:szCs w:val="20"/>
+        </w:rPr>
+        <w:t>delchar</w:t>
+      </w:r>
+      <w:r>
+        <w:rPr>
+          <w:rFonts w:ascii="宋体" w:eastAsia="宋体" w:hAnsi="宋体" w:cs="宋体" w:hint="eastAsia"/>
+          <w:kern w:val="0"/>
+          <w:sz w:val="20"/>
+          <w:szCs w:val="20"/>
+        </w:rPr>
+        <w:t>、</w:t>
+      </w:r>
+      <w:r>
+        <w:rPr>
+          <w:rFonts w:ascii="宋体" w:eastAsia="宋体" w:hAnsi="宋体" w:cs="宋体"/>
+          <w:kern w:val="0"/>
+          <w:sz w:val="20"/>
+          <w:szCs w:val="20"/>
+        </w:rPr>
+        <w:t>delfield</w:t>
+      </w:r>
+      <w:r>
+        <w:rPr>
+          <w:rFonts w:ascii="宋体" w:eastAsia="宋体" w:hAnsi="宋体" w:cs="宋体" w:hint="eastAsia"/>
+          <w:kern w:val="0"/>
+          <w:sz w:val="20"/>
+          <w:szCs w:val="20"/>
+        </w:rPr>
+        <w:t>、</w:t>
+      </w:r>
+      <w:r>
+        <w:rPr>
+          <w:rFonts w:ascii="宋体" w:eastAsia="宋体" w:hAnsi="宋体" w:cs="宋体"/>
+          <w:kern w:val="0"/>
+          <w:sz w:val="20"/>
+          <w:szCs w:val="20"/>
+        </w:rPr>
+        <w:t>delrecord</w:t>
+      </w:r>
+      <w:r>
+        <w:rPr>
+          <w:rFonts w:ascii="宋体" w:eastAsia="宋体" w:hAnsi="宋体" w:cs="宋体" w:hint="eastAsia"/>
+          <w:kern w:val="0"/>
+          <w:sz w:val="20"/>
+          <w:szCs w:val="20"/>
+        </w:rPr>
+        <w:t xml:space="preserve"> 不能一样，并且不能设置为空格符、制表符、0x00</w:t>
       </w:r>
     </w:p>
     <w:p>
@@ -3100,6 +3193,7 @@
               <w:ind w:left="0"/>
             </w:pPr>
             <w:r>
+              <w:lastRenderedPageBreak/>
               <w:t>“</w:t>
             </w:r>
             <w:r>
@@ -3230,7 +3324,6 @@
               <w:ind w:left="0"/>
             </w:pPr>
             <w:r>
-              <w:lastRenderedPageBreak/>
               <w:t>“</w:t>
             </w:r>
             <w:r>
@@ -3626,6 +3719,11 @@
       </w:r>
     </w:p>
     <w:p>
+      <w:pPr>
+        <w:rPr>
+          <w:color w:val="FF0000"/>
+        </w:rPr>
+      </w:pPr>
       <w:r>
         <w:rPr>
           <w:rFonts w:hint="eastAsia"/>
@@ -3637,6 +3735,26 @@
           <w:rFonts w:hint="eastAsia"/>
         </w:rPr>
         <w:t>: timestamp, date</w:t>
+      </w:r>
+      <w:r>
+        <w:rPr>
+          <w:rFonts w:hint="eastAsia"/>
+        </w:rPr>
+        <w:t xml:space="preserve">, </w:t>
+      </w:r>
+      <w:r>
+        <w:rPr>
+          <w:rFonts w:hint="eastAsia"/>
+          <w:color w:val="FF0000"/>
+        </w:rPr>
+        <w:t>oid, regex</w:t>
+      </w:r>
+      <w:r>
+        <w:rPr>
+          <w:rFonts w:hint="eastAsia"/>
+          <w:color w:val="FF0000"/>
+        </w:rPr>
+        <w:t>, binary</w:t>
       </w:r>
     </w:p>
     <w:p>
@@ -3672,6 +3790,11 @@
       </w:r>
     </w:p>
     <w:p>
+      <w:pPr>
+        <w:rPr>
+          <w:rFonts w:hint="eastAsia"/>
+        </w:rPr>
+      </w:pPr>
       <w:r>
         <w:rPr>
           <w:rFonts w:hint="eastAsia"/>
@@ -3696,6 +3819,20 @@
         </w:rPr>
         <w:t>,</w:t>
       </w:r>
+      <w:r>
+        <w:rPr>
+          <w:rFonts w:hint="eastAsia"/>
+        </w:rPr>
+        <w:t>字段自动判断类型仅支持支援数据类型</w:t>
+      </w:r>
+      <w:r>
+        <w:rPr>
+          <w:rFonts w:hint="eastAsia"/>
+        </w:rPr>
+        <w:t>,</w:t>
+      </w:r>
+    </w:p>
+    <w:p>
       <w:r>
         <w:rPr>
           <w:rFonts w:hint="eastAsia"/>
@@ -3731,9 +3868,9 @@
         <w:tblLook w:val="04A0"/>
       </w:tblPr>
       <w:tblGrid>
-        <w:gridCol w:w="1357"/>
-        <w:gridCol w:w="4041"/>
-        <w:gridCol w:w="2767"/>
+        <w:gridCol w:w="1278"/>
+        <w:gridCol w:w="3776"/>
+        <w:gridCol w:w="3111"/>
       </w:tblGrid>
       <w:tr>
         <w:tc>
@@ -4507,6 +4644,112 @@
               <w:rPr>
                 <w:rFonts w:hint="eastAsia"/>
               </w:rPr>
+              <w:t>all</w:t>
+            </w:r>
+          </w:p>
+        </w:tc>
+        <w:tc>
+          <w:tcPr>
+            <w:tcW w:w="2841" w:type="dxa"/>
+          </w:tcPr>
+          <w:p>
+            <w:pPr>
+              <w:ind w:left="0"/>
+              <w:rPr>
+                <w:rFonts w:hint="eastAsia"/>
+              </w:rPr>
+            </w:pPr>
+            <w:r>
+              <w:rPr>
+                <w:rFonts w:hint="eastAsia"/>
+              </w:rPr>
+              <w:t>指定了数据类型为</w:t>
+            </w:r>
+            <w:r>
+              <w:rPr>
+                <w:rFonts w:hint="eastAsia"/>
+              </w:rPr>
+              <w:t>null,</w:t>
+            </w:r>
+            <w:r>
+              <w:rPr>
+                <w:rFonts w:hint="eastAsia"/>
+              </w:rPr>
+              <w:t>那么无论数据是什么</w:t>
+            </w:r>
+            <w:r>
+              <w:rPr>
+                <w:rFonts w:hint="eastAsia"/>
+              </w:rPr>
+              <w:t>,</w:t>
+            </w:r>
+            <w:r>
+              <w:rPr>
+                <w:rFonts w:hint="eastAsia"/>
+              </w:rPr>
+              <w:t>都是</w:t>
+            </w:r>
+            <w:r>
+              <w:rPr>
+                <w:rFonts w:hint="eastAsia"/>
+              </w:rPr>
+              <w:t>null</w:t>
+            </w:r>
+          </w:p>
+          <w:p>
+            <w:pPr>
+              <w:ind w:left="0"/>
+            </w:pPr>
+            <w:r>
+              <w:rPr>
+                <w:rFonts w:hint="eastAsia"/>
+              </w:rPr>
+              <w:t>null</w:t>
+            </w:r>
+            <w:r>
+              <w:rPr>
+                <w:rFonts w:hint="eastAsia"/>
+              </w:rPr>
+              <w:t>不可以设置默认值</w:t>
+            </w:r>
+          </w:p>
+        </w:tc>
+      </w:tr>
+      <w:tr>
+        <w:tc>
+          <w:tcPr>
+            <w:tcW w:w="2840" w:type="dxa"/>
+          </w:tcPr>
+          <w:p>
+            <w:pPr>
+              <w:ind w:left="0"/>
+              <w:rPr>
+                <w:rFonts w:hint="eastAsia"/>
+              </w:rPr>
+            </w:pPr>
+            <w:r>
+              <w:rPr>
+                <w:rFonts w:hint="eastAsia"/>
+              </w:rPr>
+              <w:t>oid</w:t>
+            </w:r>
+          </w:p>
+        </w:tc>
+        <w:tc>
+          <w:tcPr>
+            <w:tcW w:w="2841" w:type="dxa"/>
+          </w:tcPr>
+          <w:p>
+            <w:pPr>
+              <w:ind w:left="0"/>
+              <w:rPr>
+                <w:rFonts w:hint="eastAsia"/>
+              </w:rPr>
+            </w:pPr>
+            <w:r>
+              <w:rPr>
+                <w:rFonts w:hint="eastAsia"/>
+              </w:rPr>
               <w:t>string</w:t>
             </w:r>
           </w:p>
@@ -4518,42 +4761,385 @@
           <w:p>
             <w:pPr>
               <w:ind w:left="0"/>
-            </w:pPr>
-            <w:r>
-              <w:rPr>
-                <w:rFonts w:hint="eastAsia"/>
-              </w:rPr>
-              <w:t>指定了数据类型为</w:t>
-            </w:r>
-            <w:r>
-              <w:rPr>
-                <w:rFonts w:hint="eastAsia"/>
-              </w:rPr>
-              <w:t>null,</w:t>
-            </w:r>
-            <w:r>
-              <w:rPr>
-                <w:rFonts w:hint="eastAsia"/>
-              </w:rPr>
-              <w:t>那么无论数据是什么</w:t>
-            </w:r>
-            <w:r>
-              <w:rPr>
-                <w:rFonts w:hint="eastAsia"/>
-              </w:rPr>
-              <w:t>,</w:t>
-            </w:r>
-            <w:r>
-              <w:rPr>
-                <w:rFonts w:hint="eastAsia"/>
-              </w:rPr>
-              <w:t>都是</w:t>
-            </w:r>
-            <w:r>
-              <w:rPr>
-                <w:rFonts w:hint="eastAsia"/>
-              </w:rPr>
-              <w:t>null</w:t>
+              <w:rPr>
+                <w:rFonts w:hint="eastAsia"/>
+              </w:rPr>
+            </w:pPr>
+            <w:r>
+              <w:rPr>
+                <w:rFonts w:hint="eastAsia"/>
+              </w:rPr>
+              <w:t>例如</w:t>
+            </w:r>
+            <w:r>
+              <w:rPr>
+                <w:rFonts w:hint="eastAsia"/>
+              </w:rPr>
+              <w:t xml:space="preserve"> </w:t>
+            </w:r>
+          </w:p>
+          <w:p>
+            <w:pPr>
+              <w:ind w:left="0"/>
+              <w:rPr>
+                <w:rFonts w:hint="eastAsia"/>
+              </w:rPr>
+            </w:pPr>
+            <w:r>
+              <w:rPr>
+                <w:rFonts w:ascii="Simsun" w:hAnsi="Simsun"/>
+                <w:color w:val="000000"/>
+                <w:sz w:val="27"/>
+                <w:szCs w:val="27"/>
+              </w:rPr>
+              <w:t>"54854eb25f4dcf1e0f7d5802"</w:t>
+            </w:r>
+          </w:p>
+        </w:tc>
+      </w:tr>
+      <w:tr>
+        <w:tc>
+          <w:tcPr>
+            <w:tcW w:w="2840" w:type="dxa"/>
+          </w:tcPr>
+          <w:p>
+            <w:pPr>
+              <w:ind w:left="0"/>
+              <w:rPr>
+                <w:rFonts w:hint="eastAsia"/>
+              </w:rPr>
+            </w:pPr>
+            <w:r>
+              <w:rPr>
+                <w:rFonts w:hint="eastAsia"/>
+              </w:rPr>
+              <w:t>regex</w:t>
+            </w:r>
+          </w:p>
+        </w:tc>
+        <w:tc>
+          <w:tcPr>
+            <w:tcW w:w="2841" w:type="dxa"/>
+          </w:tcPr>
+          <w:p>
+            <w:pPr>
+              <w:ind w:left="0"/>
+              <w:rPr>
+                <w:rFonts w:hint="eastAsia"/>
+              </w:rPr>
+            </w:pPr>
+            <w:r>
+              <w:rPr>
+                <w:rFonts w:hint="eastAsia"/>
+              </w:rPr>
+              <w:t>string</w:t>
+            </w:r>
+          </w:p>
+        </w:tc>
+        <w:tc>
+          <w:tcPr>
+            <w:tcW w:w="2841" w:type="dxa"/>
+          </w:tcPr>
+          <w:p>
+            <w:pPr>
+              <w:ind w:left="0"/>
+              <w:rPr>
+                <w:rFonts w:hint="eastAsia"/>
+              </w:rPr>
+            </w:pPr>
+            <w:r>
+              <w:rPr>
+                <w:rFonts w:hint="eastAsia"/>
+              </w:rPr>
+              <w:t>支持</w:t>
+            </w:r>
+            <w:r>
+              <w:rPr>
+                <w:rFonts w:hint="eastAsia"/>
+              </w:rPr>
+              <w:t>3</w:t>
+            </w:r>
+            <w:r>
+              <w:rPr>
+                <w:rFonts w:hint="eastAsia"/>
+              </w:rPr>
+              <w:t>种方式</w:t>
+            </w:r>
+            <w:r>
+              <w:rPr>
+                <w:rFonts w:hint="eastAsia"/>
+              </w:rPr>
+              <w:t>:</w:t>
+            </w:r>
+          </w:p>
+          <w:p>
+            <w:pPr>
+              <w:ind w:left="0"/>
+              <w:rPr>
+                <w:rFonts w:hint="eastAsia"/>
+              </w:rPr>
+            </w:pPr>
+            <w:r>
+              <w:rPr>
+                <w:rFonts w:hint="eastAsia"/>
+              </w:rPr>
+              <w:lastRenderedPageBreak/>
+              <w:t>无</w:t>
+            </w:r>
+            <w:r>
+              <w:rPr>
+                <w:rFonts w:hint="eastAsia"/>
+              </w:rPr>
+              <w:t xml:space="preserve">$options: </w:t>
+            </w:r>
+            <w:r>
+              <w:t>“^</w:t>
+            </w:r>
+            <w:r>
+              <w:t>[0-9]</w:t>
+            </w:r>
+            <w:r>
+              <w:t>”</w:t>
+            </w:r>
+            <w:r>
+              <w:rPr>
+                <w:rFonts w:hint="eastAsia"/>
+              </w:rPr>
+              <w:t xml:space="preserve"> </w:t>
+            </w:r>
+            <w:r>
+              <w:rPr>
+                <w:rFonts w:hint="eastAsia"/>
+              </w:rPr>
+              <w:t>或</w:t>
+            </w:r>
+            <w:r>
+              <w:rPr>
+                <w:rFonts w:hint="eastAsia"/>
+              </w:rPr>
+              <w:t xml:space="preserve"> </w:t>
+            </w:r>
+            <w:r>
+              <w:t>“</w:t>
+            </w:r>
+            <w:r>
+              <w:rPr>
+                <w:rFonts w:hint="eastAsia"/>
+              </w:rPr>
+              <w:t>/</w:t>
+            </w:r>
+            <w:r>
+              <w:t>^</w:t>
+            </w:r>
+            <w:r>
+              <w:t>[0-9]</w:t>
+            </w:r>
+            <w:r>
+              <w:rPr>
+                <w:rFonts w:hint="eastAsia"/>
+              </w:rPr>
+              <w:t>/</w:t>
+            </w:r>
+            <w:r>
+              <w:t>”</w:t>
+            </w:r>
+          </w:p>
+          <w:p>
+            <w:pPr>
+              <w:ind w:left="0"/>
+              <w:rPr>
+                <w:rFonts w:hint="eastAsia"/>
+              </w:rPr>
+            </w:pPr>
+            <w:r>
+              <w:rPr>
+                <w:rFonts w:hint="eastAsia"/>
+              </w:rPr>
+              <w:t>有</w:t>
+            </w:r>
+            <w:r>
+              <w:rPr>
+                <w:rFonts w:hint="eastAsia"/>
+              </w:rPr>
+              <w:t xml:space="preserve"> $options:  </w:t>
+            </w:r>
+            <w:r>
+              <w:t>“</w:t>
+            </w:r>
+            <w:r>
+              <w:rPr>
+                <w:rFonts w:hint="eastAsia"/>
+              </w:rPr>
+              <w:t>/^[0-9]/i</w:t>
+            </w:r>
+            <w:r>
+              <w:t>”</w:t>
+            </w:r>
+          </w:p>
+        </w:tc>
+      </w:tr>
+      <w:tr>
+        <w:tc>
+          <w:tcPr>
+            <w:tcW w:w="2840" w:type="dxa"/>
+          </w:tcPr>
+          <w:p>
+            <w:pPr>
+              <w:ind w:left="0"/>
+              <w:rPr>
+                <w:rFonts w:hint="eastAsia"/>
+              </w:rPr>
+            </w:pPr>
+            <w:r>
+              <w:rPr>
+                <w:rFonts w:hint="eastAsia"/>
+              </w:rPr>
+              <w:lastRenderedPageBreak/>
+              <w:t>binary</w:t>
+            </w:r>
+          </w:p>
+        </w:tc>
+        <w:tc>
+          <w:tcPr>
+            <w:tcW w:w="2841" w:type="dxa"/>
+          </w:tcPr>
+          <w:p>
+            <w:pPr>
+              <w:ind w:left="0"/>
+              <w:rPr>
+                <w:rFonts w:hint="eastAsia"/>
+              </w:rPr>
+            </w:pPr>
+            <w:r>
+              <w:rPr>
+                <w:rFonts w:hint="eastAsia"/>
+              </w:rPr>
+              <w:t>string</w:t>
+            </w:r>
+          </w:p>
+        </w:tc>
+        <w:tc>
+          <w:tcPr>
+            <w:tcW w:w="2841" w:type="dxa"/>
+          </w:tcPr>
+          <w:p>
+            <w:pPr>
+              <w:ind w:left="0"/>
+              <w:rPr>
+                <w:rFonts w:hint="eastAsia"/>
+              </w:rPr>
+            </w:pPr>
+            <w:r>
+              <w:rPr>
+                <w:rFonts w:hint="eastAsia"/>
+              </w:rPr>
+              <w:t>有格式要求</w:t>
+            </w:r>
+            <w:r>
+              <w:rPr>
+                <w:rFonts w:hint="eastAsia"/>
+              </w:rPr>
+              <w:t xml:space="preserve">: </w:t>
+            </w:r>
+            <w:r>
+              <w:t>“</w:t>
+            </w:r>
+            <w:r>
+              <w:rPr>
+                <w:rFonts w:hint="eastAsia"/>
+              </w:rPr>
+              <w:t>(type)value</w:t>
+            </w:r>
+            <w:r>
+              <w:t>”</w:t>
+            </w:r>
+          </w:p>
+          <w:p>
+            <w:pPr>
+              <w:ind w:left="0"/>
+              <w:rPr>
+                <w:rFonts w:hint="eastAsia"/>
+              </w:rPr>
+            </w:pPr>
+            <w:r>
+              <w:rPr>
+                <w:rFonts w:hint="eastAsia"/>
+              </w:rPr>
+              <w:t>例如</w:t>
+            </w:r>
+            <w:r>
+              <w:rPr>
+                <w:rFonts w:hint="eastAsia"/>
+              </w:rPr>
+              <w:t xml:space="preserve"> </w:t>
+            </w:r>
+            <w:r>
+              <w:t>“</w:t>
+            </w:r>
+            <w:r>
+              <w:rPr>
+                <w:rFonts w:hint="eastAsia"/>
+              </w:rPr>
+              <w:t>(</w:t>
+            </w:r>
+            <w:r>
+              <w:rPr>
+                <w:rFonts w:hint="eastAsia"/>
+              </w:rPr>
+              <w:t>80)MTIz</w:t>
+            </w:r>
+            <w:r>
+              <w:t>”</w:t>
+            </w:r>
+          </w:p>
+          <w:p>
+            <w:pPr>
+              <w:ind w:left="0"/>
+              <w:rPr>
+                <w:rFonts w:hint="eastAsia"/>
+              </w:rPr>
+            </w:pPr>
+            <w:r>
+              <w:rPr>
+                <w:rFonts w:hint="eastAsia"/>
+              </w:rPr>
+              <w:t>如果不填写</w:t>
+            </w:r>
+            <w:r>
+              <w:rPr>
+                <w:rFonts w:hint="eastAsia"/>
+              </w:rPr>
+              <w:t xml:space="preserve"> </w:t>
+            </w:r>
+            <w:r>
+              <w:t>“</w:t>
+            </w:r>
+            <w:r>
+              <w:rPr>
+                <w:rFonts w:hint="eastAsia"/>
+              </w:rPr>
+              <w:t>MTIz</w:t>
+            </w:r>
+            <w:r>
+              <w:t>”</w:t>
+            </w:r>
+            <w:r>
+              <w:rPr>
+                <w:rFonts w:hint="eastAsia"/>
+              </w:rPr>
+              <w:t xml:space="preserve">, type </w:t>
+            </w:r>
+            <w:r>
+              <w:rPr>
+                <w:rFonts w:hint="eastAsia"/>
+              </w:rPr>
+              <w:t>默认为</w:t>
+            </w:r>
+            <w:r>
+              <w:rPr>
+                <w:rFonts w:hint="eastAsia"/>
+              </w:rPr>
+              <w:t xml:space="preserve"> 0</w:t>
             </w:r>
           </w:p>
         </w:tc>
@@ -4781,14 +5367,7 @@
         <w:rPr>
           <w:rFonts w:hint="eastAsia"/>
         </w:rPr>
-        <w:t>参考指定的类</w:t>
-      </w:r>
-      <w:r>
-        <w:rPr>
-          <w:rFonts w:hint="eastAsia"/>
-        </w:rPr>
-        <w:lastRenderedPageBreak/>
-        <w:t>型与数据表格</w:t>
+        <w:t>参考指定的类型与数据表格</w:t>
       </w:r>
       <w:r>
         <w:rPr>

--- a/internal_doc/03.开发设计/Story-sdbimprt.docx
+++ b/internal_doc/03.开发设计/Story-sdbimprt.docx
@@ -2198,7 +2198,6 @@
     <w:p>
       <w:pPr>
         <w:rPr>
-          <w:rFonts w:hint="eastAsia"/>
           <w:kern w:val="0"/>
           <w:sz w:val="20"/>
           <w:szCs w:val="20"/>
@@ -2378,7 +2377,6 @@
     <w:p>
       <w:pPr>
         <w:rPr>
-          <w:rFonts w:hint="eastAsia"/>
           <w:kern w:val="0"/>
           <w:sz w:val="20"/>
           <w:szCs w:val="20"/>
@@ -2388,7 +2386,6 @@
     <w:p>
       <w:pPr>
         <w:rPr>
-          <w:rFonts w:hint="eastAsia"/>
           <w:kern w:val="0"/>
           <w:sz w:val="20"/>
           <w:szCs w:val="20"/>
@@ -3790,11 +3787,6 @@
       </w:r>
     </w:p>
     <w:p>
-      <w:pPr>
-        <w:rPr>
-          <w:rFonts w:hint="eastAsia"/>
-        </w:rPr>
-      </w:pPr>
       <w:r>
         <w:rPr>
           <w:rFonts w:hint="eastAsia"/>
@@ -3863,19 +3855,21 @@
     <w:tbl>
       <w:tblPr>
         <w:tblStyle w:val="TableGrid"/>
-        <w:tblW w:w="0" w:type="auto"/>
+        <w:tblW w:w="9386" w:type="dxa"/>
         <w:tblInd w:w="357" w:type="dxa"/>
+        <w:tblLayout w:type="fixed"/>
         <w:tblLook w:val="04A0"/>
       </w:tblPr>
       <w:tblGrid>
-        <w:gridCol w:w="1278"/>
-        <w:gridCol w:w="3776"/>
-        <w:gridCol w:w="3111"/>
+        <w:gridCol w:w="1419"/>
+        <w:gridCol w:w="1734"/>
+        <w:gridCol w:w="2552"/>
+        <w:gridCol w:w="3681"/>
       </w:tblGrid>
       <w:tr>
         <w:tc>
           <w:tcPr>
-            <w:tcW w:w="2840" w:type="dxa"/>
+            <w:tcW w:w="1419" w:type="dxa"/>
           </w:tcPr>
           <w:p>
             <w:pPr>
@@ -3891,7 +3885,7 @@
         </w:tc>
         <w:tc>
           <w:tcPr>
-            <w:tcW w:w="2841" w:type="dxa"/>
+            <w:tcW w:w="1734" w:type="dxa"/>
           </w:tcPr>
           <w:p>
             <w:pPr>
@@ -3907,7 +3901,7 @@
         </w:tc>
         <w:tc>
           <w:tcPr>
-            <w:tcW w:w="2841" w:type="dxa"/>
+            <w:tcW w:w="2552" w:type="dxa"/>
           </w:tcPr>
           <w:p>
             <w:pPr>
@@ -3918,6 +3912,25 @@
                 <w:rFonts w:hint="eastAsia"/>
               </w:rPr>
               <w:t>注意</w:t>
+            </w:r>
+          </w:p>
+        </w:tc>
+        <w:tc>
+          <w:tcPr>
+            <w:tcW w:w="3681" w:type="dxa"/>
+          </w:tcPr>
+          <w:p>
+            <w:pPr>
+              <w:ind w:left="0"/>
+              <w:rPr>
+                <w:rFonts w:hint="eastAsia"/>
+              </w:rPr>
+            </w:pPr>
+            <w:r>
+              <w:rPr>
+                <w:rFonts w:hint="eastAsia"/>
+              </w:rPr>
+              <w:t>例子</w:t>
             </w:r>
           </w:p>
         </w:tc>
@@ -3925,7 +3938,7 @@
       <w:tr>
         <w:tc>
           <w:tcPr>
-            <w:tcW w:w="2840" w:type="dxa"/>
+            <w:tcW w:w="1419" w:type="dxa"/>
           </w:tcPr>
           <w:p>
             <w:pPr>
@@ -3941,7 +3954,7 @@
         </w:tc>
         <w:tc>
           <w:tcPr>
-            <w:tcW w:w="2841" w:type="dxa"/>
+            <w:tcW w:w="1734" w:type="dxa"/>
           </w:tcPr>
           <w:p>
             <w:pPr>
@@ -3960,7 +3973,7 @@
         </w:tc>
         <w:tc>
           <w:tcPr>
-            <w:tcW w:w="2841" w:type="dxa"/>
+            <w:tcW w:w="2552" w:type="dxa"/>
           </w:tcPr>
           <w:p>
             <w:pPr>
@@ -4018,6 +4031,63 @@
                 <w:rFonts w:hint="eastAsia"/>
               </w:rPr>
               <w:t xml:space="preserve"> 0</w:t>
+            </w:r>
+          </w:p>
+        </w:tc>
+        <w:tc>
+          <w:tcPr>
+            <w:tcW w:w="3681" w:type="dxa"/>
+          </w:tcPr>
+          <w:p>
+            <w:pPr>
+              <w:ind w:left="0"/>
+              <w:rPr>
+                <w:rFonts w:hint="eastAsia"/>
+              </w:rPr>
+            </w:pPr>
+            <w:r>
+              <w:rPr>
+                <w:rFonts w:hint="eastAsia"/>
+              </w:rPr>
+              <w:t>1</w:t>
+            </w:r>
+            <w:r>
+              <w:rPr>
+                <w:rFonts w:hint="eastAsia"/>
+              </w:rPr>
+              <w:t>：</w:t>
+            </w:r>
+            <w:r>
+              <w:rPr>
+                <w:rFonts w:hint="eastAsia"/>
+              </w:rPr>
+              <w:t>age int</w:t>
+            </w:r>
+          </w:p>
+          <w:p>
+            <w:pPr>
+              <w:ind w:left="0"/>
+              <w:rPr>
+                <w:rFonts w:hint="eastAsia"/>
+              </w:rPr>
+            </w:pPr>
+            <w:r>
+              <w:rPr>
+                <w:rFonts w:hint="eastAsia"/>
+              </w:rPr>
+              <w:t>2</w:t>
+            </w:r>
+            <w:r>
+              <w:rPr>
+                <w:rFonts w:hint="eastAsia"/>
+              </w:rPr>
+              <w:t>：</w:t>
+            </w:r>
+            <w:r>
+              <w:rPr>
+                <w:rFonts w:hint="eastAsia"/>
+              </w:rPr>
+              <w:t>age int default 18</w:t>
             </w:r>
           </w:p>
         </w:tc>
@@ -4025,7 +4095,7 @@
       <w:tr>
         <w:tc>
           <w:tcPr>
-            <w:tcW w:w="2840" w:type="dxa"/>
+            <w:tcW w:w="1419" w:type="dxa"/>
           </w:tcPr>
           <w:p>
             <w:pPr>
@@ -4041,7 +4111,7 @@
         </w:tc>
         <w:tc>
           <w:tcPr>
-            <w:tcW w:w="2841" w:type="dxa"/>
+            <w:tcW w:w="1734" w:type="dxa"/>
           </w:tcPr>
           <w:p>
             <w:pPr>
@@ -4057,7 +4127,7 @@
         </w:tc>
         <w:tc>
           <w:tcPr>
-            <w:tcW w:w="2841" w:type="dxa"/>
+            <w:tcW w:w="2552" w:type="dxa"/>
           </w:tcPr>
           <w:p>
             <w:pPr>
@@ -4115,6 +4185,63 @@
                 <w:rFonts w:hint="eastAsia"/>
               </w:rPr>
               <w:t xml:space="preserve"> 0</w:t>
+            </w:r>
+          </w:p>
+        </w:tc>
+        <w:tc>
+          <w:tcPr>
+            <w:tcW w:w="3681" w:type="dxa"/>
+          </w:tcPr>
+          <w:p>
+            <w:pPr>
+              <w:ind w:left="0"/>
+              <w:rPr>
+                <w:rFonts w:hint="eastAsia"/>
+              </w:rPr>
+            </w:pPr>
+            <w:r>
+              <w:rPr>
+                <w:rFonts w:hint="eastAsia"/>
+              </w:rPr>
+              <w:t>1</w:t>
+            </w:r>
+            <w:r>
+              <w:rPr>
+                <w:rFonts w:hint="eastAsia"/>
+              </w:rPr>
+              <w:t>：</w:t>
+            </w:r>
+            <w:r>
+              <w:rPr>
+                <w:rFonts w:hint="eastAsia"/>
+              </w:rPr>
+              <w:t>times long</w:t>
+            </w:r>
+          </w:p>
+          <w:p>
+            <w:pPr>
+              <w:ind w:left="0"/>
+              <w:rPr>
+                <w:rFonts w:hint="eastAsia"/>
+              </w:rPr>
+            </w:pPr>
+            <w:r>
+              <w:rPr>
+                <w:rFonts w:hint="eastAsia"/>
+              </w:rPr>
+              <w:t>2</w:t>
+            </w:r>
+            <w:r>
+              <w:rPr>
+                <w:rFonts w:hint="eastAsia"/>
+              </w:rPr>
+              <w:t>：</w:t>
+            </w:r>
+            <w:r>
+              <w:rPr>
+                <w:rFonts w:hint="eastAsia"/>
+              </w:rPr>
+              <w:t>times long default 1420041600</w:t>
             </w:r>
           </w:p>
         </w:tc>
@@ -4122,7 +4249,7 @@
       <w:tr>
         <w:tc>
           <w:tcPr>
-            <w:tcW w:w="2840" w:type="dxa"/>
+            <w:tcW w:w="1419" w:type="dxa"/>
           </w:tcPr>
           <w:p>
             <w:pPr>
@@ -4147,7 +4274,7 @@
         </w:tc>
         <w:tc>
           <w:tcPr>
-            <w:tcW w:w="2841" w:type="dxa"/>
+            <w:tcW w:w="1734" w:type="dxa"/>
           </w:tcPr>
           <w:p>
             <w:pPr>
@@ -4163,7 +4290,7 @@
         </w:tc>
         <w:tc>
           <w:tcPr>
-            <w:tcW w:w="2841" w:type="dxa"/>
+            <w:tcW w:w="2552" w:type="dxa"/>
           </w:tcPr>
           <w:p>
             <w:pPr>
@@ -4234,6 +4361,63 @@
                 <w:rFonts w:hint="eastAsia"/>
               </w:rPr>
               <w:t>true</w:t>
+            </w:r>
+          </w:p>
+        </w:tc>
+        <w:tc>
+          <w:tcPr>
+            <w:tcW w:w="3681" w:type="dxa"/>
+          </w:tcPr>
+          <w:p>
+            <w:pPr>
+              <w:ind w:left="0"/>
+              <w:rPr>
+                <w:rFonts w:hint="eastAsia"/>
+              </w:rPr>
+            </w:pPr>
+            <w:r>
+              <w:rPr>
+                <w:rFonts w:hint="eastAsia"/>
+              </w:rPr>
+              <w:t>1</w:t>
+            </w:r>
+            <w:r>
+              <w:rPr>
+                <w:rFonts w:hint="eastAsia"/>
+              </w:rPr>
+              <w:t>：</w:t>
+            </w:r>
+            <w:r>
+              <w:rPr>
+                <w:rFonts w:hint="eastAsia"/>
+              </w:rPr>
+              <w:t>result bool</w:t>
+            </w:r>
+          </w:p>
+          <w:p>
+            <w:pPr>
+              <w:ind w:left="0"/>
+              <w:rPr>
+                <w:rFonts w:hint="eastAsia"/>
+              </w:rPr>
+            </w:pPr>
+            <w:r>
+              <w:rPr>
+                <w:rFonts w:hint="eastAsia"/>
+              </w:rPr>
+              <w:t>2</w:t>
+            </w:r>
+            <w:r>
+              <w:rPr>
+                <w:rFonts w:hint="eastAsia"/>
+              </w:rPr>
+              <w:t>：</w:t>
+            </w:r>
+            <w:r>
+              <w:rPr>
+                <w:rFonts w:hint="eastAsia"/>
+              </w:rPr>
+              <w:t>result bool default true</w:t>
             </w:r>
           </w:p>
         </w:tc>
@@ -4241,7 +4425,7 @@
       <w:tr>
         <w:tc>
           <w:tcPr>
-            <w:tcW w:w="2840" w:type="dxa"/>
+            <w:tcW w:w="1419" w:type="dxa"/>
           </w:tcPr>
           <w:p>
             <w:pPr>
@@ -4257,7 +4441,7 @@
         </w:tc>
         <w:tc>
           <w:tcPr>
-            <w:tcW w:w="2841" w:type="dxa"/>
+            <w:tcW w:w="1734" w:type="dxa"/>
           </w:tcPr>
           <w:p>
             <w:pPr>
@@ -4273,19 +4457,100 @@
         </w:tc>
         <w:tc>
           <w:tcPr>
-            <w:tcW w:w="2841" w:type="dxa"/>
-          </w:tcPr>
-          <w:p>
-            <w:pPr>
-              <w:ind w:left="0"/>
-            </w:pPr>
+            <w:tcW w:w="2552" w:type="dxa"/>
+          </w:tcPr>
+          <w:p>
+            <w:pPr>
+              <w:ind w:left="0"/>
+            </w:pPr>
+          </w:p>
+        </w:tc>
+        <w:tc>
+          <w:tcPr>
+            <w:tcW w:w="3681" w:type="dxa"/>
+          </w:tcPr>
+          <w:p>
+            <w:pPr>
+              <w:ind w:left="0"/>
+              <w:rPr>
+                <w:rFonts w:hint="eastAsia"/>
+              </w:rPr>
+            </w:pPr>
+            <w:r>
+              <w:rPr>
+                <w:rFonts w:hint="eastAsia"/>
+              </w:rPr>
+              <w:t>1</w:t>
+            </w:r>
+            <w:r>
+              <w:rPr>
+                <w:rFonts w:hint="eastAsia"/>
+              </w:rPr>
+              <w:t>：</w:t>
+            </w:r>
+            <w:r>
+              <w:rPr>
+                <w:rFonts w:hint="eastAsia"/>
+              </w:rPr>
+              <w:t>money double</w:t>
+            </w:r>
+          </w:p>
+          <w:p>
+            <w:pPr>
+              <w:ind w:left="0"/>
+              <w:rPr>
+                <w:rFonts w:hint="eastAsia"/>
+              </w:rPr>
+            </w:pPr>
+            <w:r>
+              <w:rPr>
+                <w:rFonts w:hint="eastAsia"/>
+              </w:rPr>
+              <w:t>2</w:t>
+            </w:r>
+            <w:r>
+              <w:rPr>
+                <w:rFonts w:hint="eastAsia"/>
+              </w:rPr>
+              <w:t>：</w:t>
+            </w:r>
+            <w:r>
+              <w:rPr>
+                <w:rFonts w:hint="eastAsia"/>
+              </w:rPr>
+              <w:t>money</w:t>
+            </w:r>
+            <w:r>
+              <w:rPr>
+                <w:rFonts w:hint="eastAsia"/>
+              </w:rPr>
+              <w:t xml:space="preserve"> </w:t>
+            </w:r>
+            <w:r>
+              <w:rPr>
+                <w:rFonts w:hint="eastAsia"/>
+              </w:rPr>
+              <w:t xml:space="preserve">double </w:t>
+            </w:r>
+            <w:r>
+              <w:rPr>
+                <w:rFonts w:hint="eastAsia"/>
+              </w:rPr>
+              <w:t xml:space="preserve">default </w:t>
+            </w:r>
+            <w:r>
+              <w:rPr>
+                <w:rFonts w:hint="eastAsia"/>
+              </w:rPr>
+              <w:t>10.25</w:t>
+            </w:r>
           </w:p>
         </w:tc>
       </w:tr>
       <w:tr>
         <w:tc>
           <w:tcPr>
-            <w:tcW w:w="2840" w:type="dxa"/>
+            <w:tcW w:w="1419" w:type="dxa"/>
           </w:tcPr>
           <w:p>
             <w:pPr>
@@ -4301,7 +4566,7 @@
         </w:tc>
         <w:tc>
           <w:tcPr>
-            <w:tcW w:w="2841" w:type="dxa"/>
+            <w:tcW w:w="1734" w:type="dxa"/>
           </w:tcPr>
           <w:p>
             <w:pPr>
@@ -4317,19 +4582,91 @@
         </w:tc>
         <w:tc>
           <w:tcPr>
-            <w:tcW w:w="2841" w:type="dxa"/>
-          </w:tcPr>
-          <w:p>
-            <w:pPr>
-              <w:ind w:left="0"/>
-            </w:pPr>
+            <w:tcW w:w="2552" w:type="dxa"/>
+          </w:tcPr>
+          <w:p>
+            <w:pPr>
+              <w:ind w:left="0"/>
+            </w:pPr>
+          </w:p>
+        </w:tc>
+        <w:tc>
+          <w:tcPr>
+            <w:tcW w:w="3681" w:type="dxa"/>
+          </w:tcPr>
+          <w:p>
+            <w:pPr>
+              <w:ind w:left="0"/>
+              <w:rPr>
+                <w:rFonts w:hint="eastAsia"/>
+              </w:rPr>
+            </w:pPr>
+            <w:r>
+              <w:rPr>
+                <w:rFonts w:hint="eastAsia"/>
+              </w:rPr>
+              <w:t>1</w:t>
+            </w:r>
+            <w:r>
+              <w:rPr>
+                <w:rFonts w:hint="eastAsia"/>
+              </w:rPr>
+              <w:t>：</w:t>
+            </w:r>
+            <w:r>
+              <w:rPr>
+                <w:rFonts w:hint="eastAsia"/>
+              </w:rPr>
+              <w:t>msg string</w:t>
+            </w:r>
+          </w:p>
+          <w:p>
+            <w:pPr>
+              <w:ind w:left="0"/>
+            </w:pPr>
+            <w:r>
+              <w:rPr>
+                <w:rFonts w:hint="eastAsia"/>
+              </w:rPr>
+              <w:t>2</w:t>
+            </w:r>
+            <w:r>
+              <w:rPr>
+                <w:rFonts w:hint="eastAsia"/>
+              </w:rPr>
+              <w:t>：</w:t>
+            </w:r>
+            <w:r>
+              <w:rPr>
+                <w:rFonts w:hint="eastAsia"/>
+              </w:rPr>
+              <w:t xml:space="preserve">msg string default </w:t>
+            </w:r>
+            <w:r>
+              <w:t>“</w:t>
+            </w:r>
+            <w:r>
+              <w:rPr>
+                <w:rFonts w:hint="eastAsia"/>
+              </w:rPr>
+              <w:t>hello world</w:t>
+            </w:r>
+            <w:r>
+              <w:t>”</w:t>
+            </w:r>
+            <w:r>
+              <w:rPr>
+                <w:rFonts w:hint="eastAsia"/>
+              </w:rPr>
+              <w:t xml:space="preserve"> </w:t>
+            </w:r>
           </w:p>
         </w:tc>
       </w:tr>
       <w:tr>
         <w:tc>
           <w:tcPr>
-            <w:tcW w:w="2840" w:type="dxa"/>
+            <w:tcW w:w="1419" w:type="dxa"/>
           </w:tcPr>
           <w:p>
             <w:pPr>
@@ -4345,7 +4682,7 @@
         </w:tc>
         <w:tc>
           <w:tcPr>
-            <w:tcW w:w="2841" w:type="dxa"/>
+            <w:tcW w:w="1734" w:type="dxa"/>
           </w:tcPr>
           <w:p>
             <w:pPr>
@@ -4361,7 +4698,7 @@
         </w:tc>
         <w:tc>
           <w:tcPr>
-            <w:tcW w:w="2841" w:type="dxa"/>
+            <w:tcW w:w="2552" w:type="dxa"/>
           </w:tcPr>
           <w:p>
             <w:pPr>
@@ -4462,6 +4799,75 @@
                 <w:rFonts w:hint="eastAsia"/>
               </w:rPr>
               <w:t>数值代表的是毫秒单位</w:t>
+            </w:r>
+          </w:p>
+        </w:tc>
+        <w:tc>
+          <w:tcPr>
+            <w:tcW w:w="3681" w:type="dxa"/>
+          </w:tcPr>
+          <w:p>
+            <w:pPr>
+              <w:ind w:left="0"/>
+              <w:rPr>
+                <w:rFonts w:hint="eastAsia"/>
+              </w:rPr>
+            </w:pPr>
+            <w:r>
+              <w:rPr>
+                <w:rFonts w:hint="eastAsia"/>
+              </w:rPr>
+              <w:t>1</w:t>
+            </w:r>
+            <w:r>
+              <w:rPr>
+                <w:rFonts w:hint="eastAsia"/>
+              </w:rPr>
+              <w:t>：</w:t>
+            </w:r>
+            <w:r>
+              <w:rPr>
+                <w:rFonts w:hint="eastAsia"/>
+              </w:rPr>
+              <w:t>login timestamp</w:t>
+            </w:r>
+          </w:p>
+          <w:p>
+            <w:pPr>
+              <w:ind w:left="0"/>
+              <w:rPr>
+                <w:rFonts w:hint="eastAsia"/>
+              </w:rPr>
+            </w:pPr>
+            <w:r>
+              <w:rPr>
+                <w:rFonts w:hint="eastAsia"/>
+              </w:rPr>
+              <w:t>2</w:t>
+            </w:r>
+            <w:r>
+              <w:rPr>
+                <w:rFonts w:hint="eastAsia"/>
+              </w:rPr>
+              <w:t>：</w:t>
+            </w:r>
+            <w:r>
+              <w:rPr>
+                <w:rFonts w:hint="eastAsia"/>
+              </w:rPr>
+              <w:t xml:space="preserve">login timestamp default </w:t>
+            </w:r>
+            <w:r>
+              <w:t>“</w:t>
+            </w:r>
+            <w:r>
+              <w:rPr>
+                <w:rFonts w:hint="eastAsia"/>
+              </w:rPr>
+              <w:t>2015-01-01-12.00.00.000000</w:t>
+            </w:r>
+            <w:r>
+              <w:t>”</w:t>
             </w:r>
           </w:p>
         </w:tc>
@@ -4469,7 +4875,7 @@
       <w:tr>
         <w:tc>
           <w:tcPr>
-            <w:tcW w:w="2840" w:type="dxa"/>
+            <w:tcW w:w="1419" w:type="dxa"/>
           </w:tcPr>
           <w:p>
             <w:pPr>
@@ -4485,7 +4891,7 @@
         </w:tc>
         <w:tc>
           <w:tcPr>
-            <w:tcW w:w="2841" w:type="dxa"/>
+            <w:tcW w:w="1734" w:type="dxa"/>
           </w:tcPr>
           <w:p>
             <w:pPr>
@@ -4501,7 +4907,7 @@
         </w:tc>
         <w:tc>
           <w:tcPr>
-            <w:tcW w:w="2841" w:type="dxa"/>
+            <w:tcW w:w="2552" w:type="dxa"/>
           </w:tcPr>
           <w:p>
             <w:pPr>
@@ -4550,67 +4956,127 @@
               <w:t xml:space="preserve">, </w:t>
             </w:r>
             <w:r>
-              <w:t>“1388543400</w:t>
+              <w:t>“1388543400”</w:t>
+            </w:r>
+            <w:r>
+              <w:rPr>
+                <w:rFonts w:hint="eastAsia"/>
+              </w:rPr>
+              <w:t>,</w:t>
+            </w:r>
+            <w:r>
+              <w:rPr>
+                <w:rFonts w:hint="eastAsia"/>
+              </w:rPr>
+              <w:t>如果是</w:t>
+            </w:r>
+            <w:r>
+              <w:rPr>
+                <w:rFonts w:hint="eastAsia"/>
+              </w:rPr>
+              <w:t>long,</w:t>
+            </w:r>
+            <w:r>
+              <w:rPr>
+                <w:rFonts w:hint="eastAsia"/>
+              </w:rPr>
+              <w:t>如</w:t>
+            </w:r>
+            <w:r>
+              <w:t>1388543400</w:t>
+            </w:r>
+            <w:r>
+              <w:rPr>
+                <w:rFonts w:hint="eastAsia"/>
+              </w:rPr>
+              <w:t xml:space="preserve">, </w:t>
+            </w:r>
+            <w:r>
+              <w:rPr>
+                <w:rFonts w:hint="eastAsia"/>
+              </w:rPr>
+              <w:t>这两种格式是正确的</w:t>
+            </w:r>
+            <w:r>
+              <w:rPr>
+                <w:rFonts w:hint="eastAsia"/>
+              </w:rPr>
+              <w:t>,</w:t>
+            </w:r>
+            <w:r>
+              <w:rPr>
+                <w:rFonts w:hint="eastAsia"/>
+              </w:rPr>
+              <w:t>数值代表的毫秒单位</w:t>
+            </w:r>
+          </w:p>
+        </w:tc>
+        <w:tc>
+          <w:tcPr>
+            <w:tcW w:w="3681" w:type="dxa"/>
+          </w:tcPr>
+          <w:p>
+            <w:pPr>
+              <w:ind w:left="0"/>
+              <w:rPr>
+                <w:rFonts w:hint="eastAsia"/>
+              </w:rPr>
+            </w:pPr>
+            <w:r>
+              <w:rPr>
+                <w:rFonts w:hint="eastAsia"/>
+              </w:rPr>
+              <w:t>1</w:t>
+            </w:r>
+            <w:r>
+              <w:rPr>
+                <w:rFonts w:hint="eastAsia"/>
+              </w:rPr>
+              <w:t>：</w:t>
+            </w:r>
+            <w:r>
+              <w:rPr>
+                <w:rFonts w:hint="eastAsia"/>
+              </w:rPr>
+              <w:t>logout date</w:t>
+            </w:r>
+          </w:p>
+          <w:p>
+            <w:pPr>
+              <w:ind w:left="0"/>
+              <w:rPr>
+                <w:rFonts w:hint="eastAsia"/>
+              </w:rPr>
+            </w:pPr>
+            <w:r>
+              <w:rPr>
+                <w:rFonts w:hint="eastAsia"/>
+              </w:rPr>
+              <w:t>2</w:t>
+            </w:r>
+            <w:r>
+              <w:rPr>
+                <w:rFonts w:hint="eastAsia"/>
+              </w:rPr>
+              <w:t>：</w:t>
+            </w:r>
+            <w:r>
+              <w:rPr>
+                <w:rFonts w:hint="eastAsia"/>
+              </w:rPr>
+              <w:t xml:space="preserve">logout date default </w:t>
+            </w:r>
+            <w:r>
+              <w:t>“</w:t>
+            </w:r>
+            <w:r>
+              <w:rPr>
+                <w:rFonts w:hint="eastAsia"/>
+              </w:rPr>
+              <w:t>2015-01-01</w:t>
             </w:r>
             <w:r>
               <w:t>”</w:t>
-            </w:r>
-            <w:r>
-              <w:rPr>
-                <w:rFonts w:hint="eastAsia"/>
-              </w:rPr>
-              <w:t>,</w:t>
-            </w:r>
-            <w:r>
-              <w:rPr>
-                <w:rFonts w:hint="eastAsia"/>
-              </w:rPr>
-              <w:t>如果是</w:t>
-            </w:r>
-            <w:r>
-              <w:rPr>
-                <w:rFonts w:hint="eastAsia"/>
-              </w:rPr>
-              <w:t>long,</w:t>
-            </w:r>
-            <w:r>
-              <w:rPr>
-                <w:rFonts w:hint="eastAsia"/>
-              </w:rPr>
-              <w:t>如</w:t>
-            </w:r>
-            <w:r>
-              <w:t>1388543400</w:t>
-            </w:r>
-            <w:r>
-              <w:rPr>
-                <w:rFonts w:hint="eastAsia"/>
-              </w:rPr>
-              <w:t xml:space="preserve">, </w:t>
-            </w:r>
-            <w:r>
-              <w:rPr>
-                <w:rFonts w:hint="eastAsia"/>
-              </w:rPr>
-              <w:t>这两种格式是正确的</w:t>
-            </w:r>
-            <w:r>
-              <w:rPr>
-                <w:rFonts w:hint="eastAsia"/>
-              </w:rPr>
-              <w:t>,</w:t>
-            </w:r>
-            <w:r>
-              <w:rPr>
-                <w:rFonts w:hint="eastAsia"/>
-              </w:rPr>
-              <w:t>数值代表的</w:t>
-            </w:r>
-            <w:r>
-              <w:rPr>
-                <w:rFonts w:hint="eastAsia"/>
-              </w:rPr>
-              <w:t>毫秒单位</w:t>
             </w:r>
           </w:p>
         </w:tc>
@@ -4618,7 +5084,7 @@
       <w:tr>
         <w:tc>
           <w:tcPr>
-            <w:tcW w:w="2840" w:type="dxa"/>
+            <w:tcW w:w="1419" w:type="dxa"/>
           </w:tcPr>
           <w:p>
             <w:pPr>
@@ -4634,7 +5100,7 @@
         </w:tc>
         <w:tc>
           <w:tcPr>
-            <w:tcW w:w="2841" w:type="dxa"/>
+            <w:tcW w:w="1734" w:type="dxa"/>
           </w:tcPr>
           <w:p>
             <w:pPr>
@@ -4650,14 +5116,11 @@
         </w:tc>
         <w:tc>
           <w:tcPr>
-            <w:tcW w:w="2841" w:type="dxa"/>
-          </w:tcPr>
-          <w:p>
-            <w:pPr>
-              <w:ind w:left="0"/>
-              <w:rPr>
-                <w:rFonts w:hint="eastAsia"/>
-              </w:rPr>
+            <w:tcW w:w="2552" w:type="dxa"/>
+          </w:tcPr>
+          <w:p>
+            <w:pPr>
+              <w:ind w:left="0"/>
             </w:pPr>
             <w:r>
               <w:rPr>
@@ -4693,6 +5156,7 @@
               <w:rPr>
                 <w:rFonts w:hint="eastAsia"/>
               </w:rPr>
+              <w:lastRenderedPageBreak/>
               <w:t>null</w:t>
             </w:r>
           </w:p>
@@ -4711,6 +5175,38 @@
                 <w:rFonts w:hint="eastAsia"/>
               </w:rPr>
               <w:t>不可以设置默认值</w:t>
+            </w:r>
+          </w:p>
+        </w:tc>
+        <w:tc>
+          <w:tcPr>
+            <w:tcW w:w="3681" w:type="dxa"/>
+          </w:tcPr>
+          <w:p>
+            <w:pPr>
+              <w:ind w:left="0"/>
+              <w:rPr>
+                <w:rFonts w:hint="eastAsia"/>
+              </w:rPr>
+            </w:pPr>
+            <w:r>
+              <w:rPr>
+                <w:rFonts w:hint="eastAsia"/>
+              </w:rPr>
+              <w:lastRenderedPageBreak/>
+              <w:t>1</w:t>
+            </w:r>
+            <w:r>
+              <w:rPr>
+                <w:rFonts w:hint="eastAsia"/>
+              </w:rPr>
+              <w:t>：</w:t>
+            </w:r>
+            <w:r>
+              <w:rPr>
+                <w:rFonts w:hint="eastAsia"/>
+              </w:rPr>
+              <w:t>image null</w:t>
             </w:r>
           </w:p>
         </w:tc>
@@ -4718,33 +5214,28 @@
       <w:tr>
         <w:tc>
           <w:tcPr>
-            <w:tcW w:w="2840" w:type="dxa"/>
-          </w:tcPr>
-          <w:p>
-            <w:pPr>
-              <w:ind w:left="0"/>
-              <w:rPr>
-                <w:rFonts w:hint="eastAsia"/>
-              </w:rPr>
-            </w:pPr>
-            <w:r>
-              <w:rPr>
-                <w:rFonts w:hint="eastAsia"/>
-              </w:rPr>
+            <w:tcW w:w="1419" w:type="dxa"/>
+          </w:tcPr>
+          <w:p>
+            <w:pPr>
+              <w:ind w:left="0"/>
+            </w:pPr>
+            <w:r>
+              <w:rPr>
+                <w:rFonts w:hint="eastAsia"/>
+              </w:rPr>
+              <w:lastRenderedPageBreak/>
               <w:t>oid</w:t>
             </w:r>
           </w:p>
         </w:tc>
         <w:tc>
           <w:tcPr>
-            <w:tcW w:w="2841" w:type="dxa"/>
-          </w:tcPr>
-          <w:p>
-            <w:pPr>
-              <w:ind w:left="0"/>
-              <w:rPr>
-                <w:rFonts w:hint="eastAsia"/>
-              </w:rPr>
+            <w:tcW w:w="1734" w:type="dxa"/>
+          </w:tcPr>
+          <w:p>
+            <w:pPr>
+              <w:ind w:left="0"/>
             </w:pPr>
             <w:r>
               <w:rPr>
@@ -4756,15 +5247,30 @@
         </w:tc>
         <w:tc>
           <w:tcPr>
-            <w:tcW w:w="2841" w:type="dxa"/>
-          </w:tcPr>
-          <w:p>
-            <w:pPr>
-              <w:ind w:left="0"/>
-              <w:rPr>
-                <w:rFonts w:hint="eastAsia"/>
-              </w:rPr>
-            </w:pPr>
+            <w:tcW w:w="2552" w:type="dxa"/>
+          </w:tcPr>
+          <w:p>
+            <w:pPr>
+              <w:ind w:left="0"/>
+            </w:pPr>
+            <w:r>
+              <w:rPr>
+                <w:rFonts w:hint="eastAsia"/>
+              </w:rPr>
+              <w:t>长度必需是</w:t>
+            </w:r>
+            <w:r>
+              <w:rPr>
+                <w:rFonts w:hint="eastAsia"/>
+              </w:rPr>
+              <w:t>24</w:t>
+            </w:r>
+            <w:r>
+              <w:rPr>
+                <w:rFonts w:hint="eastAsia"/>
+              </w:rPr>
+              <w:t>个字符，</w:t>
+            </w:r>
             <w:r>
               <w:rPr>
                 <w:rFonts w:hint="eastAsia"/>
@@ -4781,18 +5287,93 @@
           <w:p>
             <w:pPr>
               <w:ind w:left="0"/>
-              <w:rPr>
-                <w:rFonts w:hint="eastAsia"/>
-              </w:rPr>
-            </w:pPr>
-            <w:r>
               <w:rPr>
                 <w:rFonts w:ascii="Simsun" w:hAnsi="Simsun"/>
                 <w:color w:val="000000"/>
                 <w:sz w:val="27"/>
                 <w:szCs w:val="27"/>
               </w:rPr>
+            </w:pPr>
+            <w:r>
+              <w:rPr>
+                <w:rFonts w:ascii="Simsun" w:hAnsi="Simsun"/>
+                <w:color w:val="000000"/>
+                <w:sz w:val="27"/>
+                <w:szCs w:val="27"/>
+              </w:rPr>
               <w:t>"54854eb25f4dcf1e0f7d5802"</w:t>
+            </w:r>
+          </w:p>
+        </w:tc>
+        <w:tc>
+          <w:tcPr>
+            <w:tcW w:w="3681" w:type="dxa"/>
+          </w:tcPr>
+          <w:p>
+            <w:pPr>
+              <w:ind w:left="0"/>
+              <w:rPr>
+                <w:rFonts w:hint="eastAsia"/>
+              </w:rPr>
+            </w:pPr>
+            <w:r>
+              <w:rPr>
+                <w:rFonts w:hint="eastAsia"/>
+              </w:rPr>
+              <w:t>1</w:t>
+            </w:r>
+            <w:r>
+              <w:rPr>
+                <w:rFonts w:hint="eastAsia"/>
+              </w:rPr>
+              <w:t>：</w:t>
+            </w:r>
+            <w:r>
+              <w:rPr>
+                <w:rFonts w:hint="eastAsia"/>
+              </w:rPr>
+              <w:t>uid oid</w:t>
+            </w:r>
+          </w:p>
+          <w:p>
+            <w:pPr>
+              <w:ind w:left="0"/>
+              <w:rPr>
+                <w:rFonts w:hint="eastAsia"/>
+              </w:rPr>
+            </w:pPr>
+            <w:r>
+              <w:rPr>
+                <w:rFonts w:hint="eastAsia"/>
+              </w:rPr>
+              <w:t>2</w:t>
+            </w:r>
+            <w:r>
+              <w:rPr>
+                <w:rFonts w:hint="eastAsia"/>
+              </w:rPr>
+              <w:t>：</w:t>
+            </w:r>
+            <w:r>
+              <w:rPr>
+                <w:rFonts w:hint="eastAsia"/>
+              </w:rPr>
+              <w:t xml:space="preserve"> uid oid default </w:t>
+            </w:r>
+            <w:r>
+              <w:t>“</w:t>
+            </w:r>
+            <w:r>
+              <w:rPr>
+                <w:rFonts w:ascii="Simsun" w:hAnsi="Simsun"/>
+                <w:color w:val="000000"/>
+                <w:sz w:val="27"/>
+                <w:szCs w:val="27"/>
+              </w:rPr>
+              <w:t>54854eb25f4dcf1e0f7d5802</w:t>
+            </w:r>
+            <w:r>
+              <w:t>”</w:t>
             </w:r>
           </w:p>
         </w:tc>
@@ -4800,14 +5381,11 @@
       <w:tr>
         <w:tc>
           <w:tcPr>
-            <w:tcW w:w="2840" w:type="dxa"/>
-          </w:tcPr>
-          <w:p>
-            <w:pPr>
-              <w:ind w:left="0"/>
-              <w:rPr>
-                <w:rFonts w:hint="eastAsia"/>
-              </w:rPr>
+            <w:tcW w:w="1419" w:type="dxa"/>
+          </w:tcPr>
+          <w:p>
+            <w:pPr>
+              <w:ind w:left="0"/>
             </w:pPr>
             <w:r>
               <w:rPr>
@@ -4819,14 +5397,11 @@
         </w:tc>
         <w:tc>
           <w:tcPr>
-            <w:tcW w:w="2841" w:type="dxa"/>
-          </w:tcPr>
-          <w:p>
-            <w:pPr>
-              <w:ind w:left="0"/>
-              <w:rPr>
-                <w:rFonts w:hint="eastAsia"/>
-              </w:rPr>
+            <w:tcW w:w="1734" w:type="dxa"/>
+          </w:tcPr>
+          <w:p>
+            <w:pPr>
+              <w:ind w:left="0"/>
             </w:pPr>
             <w:r>
               <w:rPr>
@@ -4838,14 +5413,11 @@
         </w:tc>
         <w:tc>
           <w:tcPr>
-            <w:tcW w:w="2841" w:type="dxa"/>
-          </w:tcPr>
-          <w:p>
-            <w:pPr>
-              <w:ind w:left="0"/>
-              <w:rPr>
-                <w:rFonts w:hint="eastAsia"/>
-              </w:rPr>
+            <w:tcW w:w="2552" w:type="dxa"/>
+          </w:tcPr>
+          <w:p>
+            <w:pPr>
+              <w:ind w:left="0"/>
             </w:pPr>
             <w:r>
               <w:rPr>
@@ -4875,15 +5447,11 @@
           <w:p>
             <w:pPr>
               <w:ind w:left="0"/>
-              <w:rPr>
-                <w:rFonts w:hint="eastAsia"/>
-              </w:rPr>
-            </w:pPr>
-            <w:r>
-              <w:rPr>
-                <w:rFonts w:hint="eastAsia"/>
-              </w:rPr>
-              <w:lastRenderedPageBreak/>
+            </w:pPr>
+            <w:r>
+              <w:rPr>
+                <w:rFonts w:hint="eastAsia"/>
+              </w:rPr>
               <w:t>无</w:t>
             </w:r>
             <w:r>
@@ -4947,9 +5515,6 @@
           <w:p>
             <w:pPr>
               <w:ind w:left="0"/>
-              <w:rPr>
-                <w:rFonts w:hint="eastAsia"/>
-              </w:rPr>
             </w:pPr>
             <w:r>
               <w:rPr>
@@ -4962,6 +5527,75 @@
                 <w:rFonts w:hint="eastAsia"/>
               </w:rPr>
               <w:t xml:space="preserve"> $options:  </w:t>
+            </w:r>
+            <w:r>
+              <w:t>“</w:t>
+            </w:r>
+            <w:r>
+              <w:rPr>
+                <w:rFonts w:hint="eastAsia"/>
+              </w:rPr>
+              <w:t>/^[0-9]/i</w:t>
+            </w:r>
+            <w:r>
+              <w:t>”</w:t>
+            </w:r>
+          </w:p>
+        </w:tc>
+        <w:tc>
+          <w:tcPr>
+            <w:tcW w:w="3681" w:type="dxa"/>
+          </w:tcPr>
+          <w:p>
+            <w:pPr>
+              <w:ind w:left="0"/>
+              <w:rPr>
+                <w:rFonts w:hint="eastAsia"/>
+              </w:rPr>
+            </w:pPr>
+            <w:r>
+              <w:rPr>
+                <w:rFonts w:hint="eastAsia"/>
+              </w:rPr>
+              <w:t>1</w:t>
+            </w:r>
+            <w:r>
+              <w:rPr>
+                <w:rFonts w:hint="eastAsia"/>
+              </w:rPr>
+              <w:t>：</w:t>
+            </w:r>
+            <w:r>
+              <w:rPr>
+                <w:rFonts w:hint="eastAsia"/>
+              </w:rPr>
+              <w:t>filter regex</w:t>
+            </w:r>
+          </w:p>
+          <w:p>
+            <w:pPr>
+              <w:ind w:left="0"/>
+              <w:rPr>
+                <w:rFonts w:hint="eastAsia"/>
+              </w:rPr>
+            </w:pPr>
+            <w:r>
+              <w:rPr>
+                <w:rFonts w:hint="eastAsia"/>
+              </w:rPr>
+              <w:t>2</w:t>
+            </w:r>
+            <w:r>
+              <w:rPr>
+                <w:rFonts w:hint="eastAsia"/>
+              </w:rPr>
+              <w:t>：</w:t>
+            </w:r>
+            <w:r>
+              <w:rPr>
+                <w:rFonts w:hint="eastAsia"/>
+              </w:rPr>
+              <w:t xml:space="preserve">filter regex default </w:t>
             </w:r>
             <w:r>
               <w:t>“</w:t>
@@ -4981,34 +5615,27 @@
       <w:tr>
         <w:tc>
           <w:tcPr>
-            <w:tcW w:w="2840" w:type="dxa"/>
-          </w:tcPr>
-          <w:p>
-            <w:pPr>
-              <w:ind w:left="0"/>
-              <w:rPr>
-                <w:rFonts w:hint="eastAsia"/>
-              </w:rPr>
-            </w:pPr>
-            <w:r>
-              <w:rPr>
-                <w:rFonts w:hint="eastAsia"/>
-              </w:rPr>
-              <w:lastRenderedPageBreak/>
+            <w:tcW w:w="1419" w:type="dxa"/>
+          </w:tcPr>
+          <w:p>
+            <w:pPr>
+              <w:ind w:left="0"/>
+            </w:pPr>
+            <w:r>
+              <w:rPr>
+                <w:rFonts w:hint="eastAsia"/>
+              </w:rPr>
               <w:t>binary</w:t>
             </w:r>
           </w:p>
         </w:tc>
         <w:tc>
           <w:tcPr>
-            <w:tcW w:w="2841" w:type="dxa"/>
-          </w:tcPr>
-          <w:p>
-            <w:pPr>
-              <w:ind w:left="0"/>
-              <w:rPr>
-                <w:rFonts w:hint="eastAsia"/>
-              </w:rPr>
+            <w:tcW w:w="1734" w:type="dxa"/>
+          </w:tcPr>
+          <w:p>
+            <w:pPr>
+              <w:ind w:left="0"/>
             </w:pPr>
             <w:r>
               <w:rPr>
@@ -5020,14 +5647,11 @@
         </w:tc>
         <w:tc>
           <w:tcPr>
-            <w:tcW w:w="2841" w:type="dxa"/>
-          </w:tcPr>
-          <w:p>
-            <w:pPr>
-              <w:ind w:left="0"/>
-              <w:rPr>
-                <w:rFonts w:hint="eastAsia"/>
-              </w:rPr>
+            <w:tcW w:w="2552" w:type="dxa"/>
+          </w:tcPr>
+          <w:p>
+            <w:pPr>
+              <w:ind w:left="0"/>
             </w:pPr>
             <w:r>
               <w:rPr>
@@ -5057,9 +5681,6 @@
           <w:p>
             <w:pPr>
               <w:ind w:left="0"/>
-              <w:rPr>
-                <w:rFonts w:hint="eastAsia"/>
-              </w:rPr>
             </w:pPr>
             <w:r>
               <w:rPr>
@@ -5080,13 +5701,7 @@
               <w:rPr>
                 <w:rFonts w:hint="eastAsia"/>
               </w:rPr>
-              <w:t>(</w:t>
-            </w:r>
-            <w:r>
-              <w:rPr>
-                <w:rFonts w:hint="eastAsia"/>
-              </w:rPr>
-              <w:t>80)MTIz</w:t>
+              <w:t>(80)MTIz</w:t>
             </w:r>
             <w:r>
               <w:t>”</w:t>
@@ -5095,9 +5710,6 @@
           <w:p>
             <w:pPr>
               <w:ind w:left="0"/>
-              <w:rPr>
-                <w:rFonts w:hint="eastAsia"/>
-              </w:rPr>
             </w:pPr>
             <w:r>
               <w:rPr>
@@ -5109,9 +5721,39 @@
               <w:rPr>
                 <w:rFonts w:hint="eastAsia"/>
               </w:rPr>
+              <w:t xml:space="preserve">type, type </w:t>
+            </w:r>
+            <w:r>
+              <w:rPr>
+                <w:rFonts w:hint="eastAsia"/>
+              </w:rPr>
+              <w:t>默认为</w:t>
+            </w:r>
+            <w:r>
+              <w:rPr>
+                <w:rFonts w:hint="eastAsia"/>
+              </w:rPr>
+              <w:t xml:space="preserve"> 0</w:t>
+            </w:r>
+            <w:r>
+              <w:rPr>
+                <w:rFonts w:hint="eastAsia"/>
+              </w:rPr>
+              <w:t>。</w:t>
+            </w:r>
+            <w:r>
+              <w:rPr>
+                <w:rFonts w:hint="eastAsia"/>
+              </w:rPr>
               <w:t xml:space="preserve"> </w:t>
             </w:r>
             <w:r>
+              <w:rPr>
+                <w:rFonts w:hint="eastAsia"/>
+              </w:rPr>
+              <w:t>例如</w:t>
+            </w:r>
+            <w:r>
               <w:t>“</w:t>
             </w:r>
             <w:r>
@@ -5123,23 +5765,74 @@
             <w:r>
               <w:t>”</w:t>
             </w:r>
-            <w:r>
-              <w:rPr>
-                <w:rFonts w:hint="eastAsia"/>
-              </w:rPr>
-              <w:t xml:space="preserve">, type </w:t>
-            </w:r>
-            <w:r>
-              <w:rPr>
-                <w:rFonts w:hint="eastAsia"/>
-              </w:rPr>
-              <w:t>默认为</w:t>
-            </w:r>
-            <w:r>
-              <w:rPr>
-                <w:rFonts w:hint="eastAsia"/>
-              </w:rPr>
-              <w:t xml:space="preserve"> 0</w:t>
+          </w:p>
+        </w:tc>
+        <w:tc>
+          <w:tcPr>
+            <w:tcW w:w="3681" w:type="dxa"/>
+          </w:tcPr>
+          <w:p>
+            <w:pPr>
+              <w:ind w:left="0"/>
+              <w:rPr>
+                <w:rFonts w:hint="eastAsia"/>
+              </w:rPr>
+            </w:pPr>
+            <w:r>
+              <w:rPr>
+                <w:rFonts w:hint="eastAsia"/>
+              </w:rPr>
+              <w:t>1</w:t>
+            </w:r>
+            <w:r>
+              <w:rPr>
+                <w:rFonts w:hint="eastAsia"/>
+              </w:rPr>
+              <w:t>：</w:t>
+            </w:r>
+            <w:r>
+              <w:rPr>
+                <w:rFonts w:hint="eastAsia"/>
+              </w:rPr>
+              <w:t>pic binary</w:t>
+            </w:r>
+          </w:p>
+          <w:p>
+            <w:pPr>
+              <w:ind w:left="0"/>
+              <w:rPr>
+                <w:rFonts w:hint="eastAsia"/>
+              </w:rPr>
+            </w:pPr>
+            <w:r>
+              <w:rPr>
+                <w:rFonts w:hint="eastAsia"/>
+              </w:rPr>
+              <w:t>2</w:t>
+            </w:r>
+            <w:r>
+              <w:rPr>
+                <w:rFonts w:hint="eastAsia"/>
+              </w:rPr>
+              <w:t>：</w:t>
+            </w:r>
+            <w:r>
+              <w:rPr>
+                <w:rFonts w:hint="eastAsia"/>
+              </w:rPr>
+              <w:t xml:space="preserve">pic binary default </w:t>
+            </w:r>
+            <w:r>
+              <w:t>“</w:t>
+            </w:r>
+            <w:r>
+              <w:rPr>
+                <w:rFonts w:hint="eastAsia"/>
+              </w:rPr>
+              <w:t>(80)MTIz</w:t>
+            </w:r>
+            <w:r>
+              <w:t>”</w:t>
             </w:r>
           </w:p>
         </w:tc>
@@ -5617,6 +6310,7 @@
           <w:rFonts w:hint="eastAsia"/>
           <w:b w:val="0"/>
         </w:rPr>
+        <w:lastRenderedPageBreak/>
         <w:t>验收</w:t>
       </w:r>
       <w:r>
@@ -5912,6 +6606,95 @@
     </w:lvl>
   </w:abstractNum>
   <w:abstractNum w:abstractNumId="1">
+    <w:nsid w:val="06DD7FF4"/>
+    <w:multiLevelType w:val="hybridMultilevel"/>
+    <w:tmpl w:val="32E27A42"/>
+    <w:lvl w:ilvl="0" w:tplc="5ACE0698">
+      <w:start w:val="1"/>
+      <w:numFmt w:val="decimal"/>
+      <w:lvlText w:val="%1."/>
+      <w:lvlJc w:val="left"/>
+      <w:pPr>
+        <w:ind w:left="360" w:hanging="360"/>
+      </w:pPr>
+      <w:rPr>
+        <w:rFonts w:hint="default"/>
+      </w:rPr>
+    </w:lvl>
+    <w:lvl w:ilvl="1" w:tplc="04090019" w:tentative="1">
+      <w:start w:val="1"/>
+      <w:numFmt w:val="lowerLetter"/>
+      <w:lvlText w:val="%2)"/>
+      <w:lvlJc w:val="left"/>
+      <w:pPr>
+        <w:ind w:left="840" w:hanging="420"/>
+      </w:pPr>
+    </w:lvl>
+    <w:lvl w:ilvl="2" w:tplc="0409001B" w:tentative="1">
+      <w:start w:val="1"/>
+      <w:numFmt w:val="lowerRoman"/>
+      <w:lvlText w:val="%3."/>
+      <w:lvlJc w:val="right"/>
+      <w:pPr>
+        <w:ind w:left="1260" w:hanging="420"/>
+      </w:pPr>
+    </w:lvl>
+    <w:lvl w:ilvl="3" w:tplc="0409000F" w:tentative="1">
+      <w:start w:val="1"/>
+      <w:numFmt w:val="decimal"/>
+      <w:lvlText w:val="%4."/>
+      <w:lvlJc w:val="left"/>
+      <w:pPr>
+        <w:ind w:left="1680" w:hanging="420"/>
+      </w:pPr>
+    </w:lvl>
+    <w:lvl w:ilvl="4" w:tplc="04090019" w:tentative="1">
+      <w:start w:val="1"/>
+      <w:numFmt w:val="lowerLetter"/>
+      <w:lvlText w:val="%5)"/>
+      <w:lvlJc w:val="left"/>
+      <w:pPr>
+        <w:ind w:left="2100" w:hanging="420"/>
+      </w:pPr>
+    </w:lvl>
+    <w:lvl w:ilvl="5" w:tplc="0409001B" w:tentative="1">
+      <w:start w:val="1"/>
+      <w:numFmt w:val="lowerRoman"/>
+      <w:lvlText w:val="%6."/>
+      <w:lvlJc w:val="right"/>
+      <w:pPr>
+        <w:ind w:left="2520" w:hanging="420"/>
+      </w:pPr>
+    </w:lvl>
+    <w:lvl w:ilvl="6" w:tplc="0409000F" w:tentative="1">
+      <w:start w:val="1"/>
+      <w:numFmt w:val="decimal"/>
+      <w:lvlText w:val="%7."/>
+      <w:lvlJc w:val="left"/>
+      <w:pPr>
+        <w:ind w:left="2940" w:hanging="420"/>
+      </w:pPr>
+    </w:lvl>
+    <w:lvl w:ilvl="7" w:tplc="04090019" w:tentative="1">
+      <w:start w:val="1"/>
+      <w:numFmt w:val="lowerLetter"/>
+      <w:lvlText w:val="%8)"/>
+      <w:lvlJc w:val="left"/>
+      <w:pPr>
+        <w:ind w:left="3360" w:hanging="420"/>
+      </w:pPr>
+    </w:lvl>
+    <w:lvl w:ilvl="8" w:tplc="0409001B" w:tentative="1">
+      <w:start w:val="1"/>
+      <w:numFmt w:val="lowerRoman"/>
+      <w:lvlText w:val="%9."/>
+      <w:lvlJc w:val="right"/>
+      <w:pPr>
+        <w:ind w:left="3780" w:hanging="420"/>
+      </w:pPr>
+    </w:lvl>
+  </w:abstractNum>
+  <w:abstractNum w:abstractNumId="2">
     <w:nsid w:val="22501AA3"/>
     <w:multiLevelType w:val="hybridMultilevel"/>
     <w:tmpl w:val="1B2A9E7A"/>
@@ -5998,7 +6781,7 @@
       </w:pPr>
     </w:lvl>
   </w:abstractNum>
-  <w:abstractNum w:abstractNumId="2">
+  <w:abstractNum w:abstractNumId="3">
     <w:nsid w:val="23EC5C36"/>
     <w:multiLevelType w:val="hybridMultilevel"/>
     <w:tmpl w:val="3338448C"/>
@@ -6087,7 +6870,7 @@
       </w:pPr>
     </w:lvl>
   </w:abstractNum>
-  <w:abstractNum w:abstractNumId="3">
+  <w:abstractNum w:abstractNumId="4">
     <w:nsid w:val="589E00D2"/>
     <w:multiLevelType w:val="hybridMultilevel"/>
     <w:tmpl w:val="712282AA"/>
@@ -6174,7 +6957,7 @@
       </w:pPr>
     </w:lvl>
   </w:abstractNum>
-  <w:abstractNum w:abstractNumId="4">
+  <w:abstractNum w:abstractNumId="5">
     <w:nsid w:val="5EC3205C"/>
     <w:multiLevelType w:val="hybridMultilevel"/>
     <w:tmpl w:val="C6C28074"/>
@@ -6264,22 +7047,25 @@
     </w:lvl>
   </w:abstractNum>
   <w:num w:numId="1">
-    <w:abstractNumId w:val="1"/>
+    <w:abstractNumId w:val="2"/>
   </w:num>
   <w:num w:numId="2">
+    <w:abstractNumId w:val="4"/>
+  </w:num>
+  <w:num w:numId="3">
     <w:abstractNumId w:val="3"/>
   </w:num>
-  <w:num w:numId="3">
+  <w:num w:numId="4">
     <w:abstractNumId w:val="2"/>
-  </w:num>
-  <w:num w:numId="4">
-    <w:abstractNumId w:val="1"/>
   </w:num>
   <w:num w:numId="5">
     <w:abstractNumId w:val="0"/>
   </w:num>
   <w:num w:numId="6">
-    <w:abstractNumId w:val="4"/>
+    <w:abstractNumId w:val="5"/>
+  </w:num>
+  <w:num w:numId="7">
+    <w:abstractNumId w:val="1"/>
   </w:num>
 </w:numbering>
 </file>
@@ -7174,7 +7960,7 @@
 </file>
 
 <file path=customXml/itemProps1.xml><?xml version="1.0" encoding="utf-8"?>
-<ds:datastoreItem xmlns:ds="http://schemas.openxmlformats.org/officeDocument/2006/customXml" ds:itemID="{FEFD0596-362D-4F86-A00F-8343A3151CC7}">
+<ds:datastoreItem xmlns:ds="http://schemas.openxmlformats.org/officeDocument/2006/customXml" ds:itemID="{AF9C242F-9018-4730-8475-3024A90A2CF8}">
   <ds:schemaRefs>
     <ds:schemaRef ds:uri="http://schemas.openxmlformats.org/officeDocument/2006/bibliography"/>
   </ds:schemaRefs>
